--- a/Product Inventory Management System.docx
+++ b/Product Inventory Management System.docx
@@ -1,31 +1,26 @@
 
 <file path=word/document.xml><?xml version="1.0" encoding="utf-8"?>
-<w:document xmlns:o="urn:schemas-microsoft-com:office:office" xmlns:r="http://schemas.openxmlformats.org/officeDocument/2006/relationships" xmlns:v="urn:schemas-microsoft-com:vml" xmlns:w="http://schemas.openxmlformats.org/wordprocessingml/2006/main" xmlns:w10="urn:schemas-microsoft-com:office:word" xmlns:wp="http://schemas.openxmlformats.org/drawingml/2006/wordprocessingDrawing" xmlns:pic="http://schemas.openxmlformats.org/drawingml/2006/picture" xmlns:wps="http://schemas.microsoft.com/office/word/2010/wordprocessingShape" xmlns:wpg="http://schemas.microsoft.com/office/word/2010/wordprocessingGroup" xmlns:mc="http://schemas.openxmlformats.org/markup-compatibility/2006" xmlns:wp14="http://schemas.microsoft.com/office/word/2010/wordprocessingDrawing" xmlns:w14="http://schemas.microsoft.com/office/word/2010/wordml" xmlns:w15="http://schemas.microsoft.com/office/word/2012/wordml" mc:Ignorable="w14 wp14 w15">
+<w:document xmlns:wpc="http://schemas.microsoft.com/office/word/2010/wordprocessingCanvas" xmlns:cx="http://schemas.microsoft.com/office/drawing/2014/chartex" xmlns:mc="http://schemas.openxmlformats.org/markup-compatibility/2006" xmlns:o="urn:schemas-microsoft-com:office:office" xmlns:r="http://schemas.openxmlformats.org/officeDocument/2006/relationships" xmlns:m="http://schemas.openxmlformats.org/officeDocument/2006/math" xmlns:v="urn:schemas-microsoft-com:vml" xmlns:wp14="http://schemas.microsoft.com/office/word/2010/wordprocessingDrawing" xmlns:wp="http://schemas.openxmlformats.org/drawingml/2006/wordprocessingDrawing" xmlns:w10="urn:schemas-microsoft-com:office:word" xmlns:w="http://schemas.openxmlformats.org/wordprocessingml/2006/main" xmlns:w14="http://schemas.microsoft.com/office/word/2010/wordml" xmlns:w15="http://schemas.microsoft.com/office/word/2012/wordml" xmlns:w16se="http://schemas.microsoft.com/office/word/2015/wordml/symex" xmlns:wpg="http://schemas.microsoft.com/office/word/2010/wordprocessingGroup" xmlns:wpi="http://schemas.microsoft.com/office/word/2010/wordprocessingInk" xmlns:wne="http://schemas.microsoft.com/office/word/2006/wordml" xmlns:wps="http://schemas.microsoft.com/office/word/2010/wordprocessingShape" mc:Ignorable="w14 w15 w16se wp14">
   <w:body>
     <w:p>
       <w:pPr>
-        <w:pStyle w:val="Normal"/>
-        <w:numPr>
-          <w:ilvl w:val="0"/>
-          <w:numId w:val="0"/>
-        </w:numPr>
-        <w:spacing w:lineRule="auto" w:line="240" w:beforeAutospacing="1" w:afterAutospacing="1"/>
+        <w:spacing w:before="100" w:beforeAutospacing="1" w:after="100" w:afterAutospacing="1" w:line="240" w:lineRule="auto"/>
         <w:outlineLvl w:val="0"/>
         <w:rPr>
-          <w:rFonts w:ascii="Times New Roman" w:hAnsi="Times New Roman" w:eastAsia="Times New Roman" w:cs="Times New Roman"/>
+          <w:rFonts w:ascii="Times New Roman" w:eastAsia="Times New Roman" w:hAnsi="Times New Roman" w:cs="Times New Roman"/>
           <w:b/>
           <w:bCs/>
-          <w:kern w:val="2"/>
+          <w:kern w:val="36"/>
           <w:sz w:val="48"/>
           <w:szCs w:val="48"/>
         </w:rPr>
       </w:pPr>
       <w:r>
         <w:rPr>
-          <w:rFonts w:eastAsia="Times New Roman" w:cs="Times New Roman" w:ascii="Times New Roman" w:hAnsi="Times New Roman"/>
+          <w:rFonts w:ascii="Times New Roman" w:eastAsia="Times New Roman" w:hAnsi="Times New Roman" w:cs="Times New Roman"/>
           <w:b/>
           <w:bCs/>
-          <w:kern w:val="2"/>
+          <w:kern w:val="36"/>
           <w:sz w:val="48"/>
           <w:szCs w:val="48"/>
         </w:rPr>
@@ -34,15 +29,10 @@
     </w:p>
     <w:p>
       <w:pPr>
-        <w:pStyle w:val="Normal"/>
-        <w:numPr>
-          <w:ilvl w:val="0"/>
-          <w:numId w:val="0"/>
-        </w:numPr>
-        <w:spacing w:lineRule="auto" w:line="240" w:beforeAutospacing="1" w:afterAutospacing="1"/>
+        <w:spacing w:before="100" w:beforeAutospacing="1" w:after="100" w:afterAutospacing="1" w:line="240" w:lineRule="auto"/>
         <w:outlineLvl w:val="1"/>
         <w:rPr>
-          <w:rFonts w:ascii="Times New Roman" w:hAnsi="Times New Roman" w:eastAsia="Times New Roman" w:cs="Times New Roman"/>
+          <w:rFonts w:ascii="Times New Roman" w:eastAsia="Times New Roman" w:hAnsi="Times New Roman" w:cs="Times New Roman"/>
           <w:b/>
           <w:bCs/>
           <w:sz w:val="36"/>
@@ -51,7 +41,7 @@
       </w:pPr>
       <w:r>
         <w:rPr>
-          <w:rFonts w:eastAsia="Times New Roman" w:cs="Times New Roman" w:ascii="Times New Roman" w:hAnsi="Times New Roman"/>
+          <w:rFonts w:ascii="Times New Roman" w:eastAsia="Times New Roman" w:hAnsi="Times New Roman" w:cs="Times New Roman"/>
           <w:b/>
           <w:bCs/>
           <w:sz w:val="36"/>
@@ -62,15 +52,10 @@
     </w:p>
     <w:p>
       <w:pPr>
-        <w:pStyle w:val="Normal"/>
-        <w:numPr>
-          <w:ilvl w:val="0"/>
-          <w:numId w:val="0"/>
-        </w:numPr>
-        <w:spacing w:lineRule="auto" w:line="240" w:beforeAutospacing="1" w:afterAutospacing="1"/>
+        <w:spacing w:before="100" w:beforeAutospacing="1" w:after="100" w:afterAutospacing="1" w:line="240" w:lineRule="auto"/>
         <w:outlineLvl w:val="2"/>
         <w:rPr>
-          <w:rFonts w:ascii="Times New Roman" w:hAnsi="Times New Roman" w:eastAsia="Times New Roman" w:cs="Times New Roman"/>
+          <w:rFonts w:ascii="Times New Roman" w:eastAsia="Times New Roman" w:hAnsi="Times New Roman" w:cs="Times New Roman"/>
           <w:b/>
           <w:bCs/>
           <w:sz w:val="27"/>
@@ -79,7 +64,7 @@
       </w:pPr>
       <w:r>
         <w:rPr>
-          <w:rFonts w:eastAsia="Times New Roman" w:cs="Times New Roman" w:ascii="Times New Roman" w:hAnsi="Times New Roman"/>
+          <w:rFonts w:ascii="Times New Roman" w:eastAsia="Times New Roman" w:hAnsi="Times New Roman" w:cs="Times New Roman"/>
           <w:b/>
           <w:bCs/>
           <w:sz w:val="27"/>
@@ -90,110 +75,86 @@
     </w:p>
     <w:p>
       <w:pPr>
-        <w:pStyle w:val="Normal"/>
-        <w:spacing w:lineRule="auto" w:line="240" w:beforeAutospacing="1" w:afterAutospacing="1"/>
-        <w:rPr>
-          <w:rFonts w:ascii="Times New Roman" w:hAnsi="Times New Roman" w:eastAsia="Times New Roman" w:cs="Times New Roman"/>
+        <w:spacing w:before="100" w:beforeAutospacing="1" w:after="100" w:afterAutospacing="1" w:line="240" w:lineRule="auto"/>
+        <w:rPr>
+          <w:rFonts w:ascii="Times New Roman" w:eastAsia="Times New Roman" w:hAnsi="Times New Roman" w:cs="Times New Roman"/>
           <w:sz w:val="24"/>
           <w:szCs w:val="24"/>
         </w:rPr>
       </w:pPr>
       <w:r>
         <w:rPr>
-          <w:rFonts w:eastAsia="Times New Roman" w:cs="Times New Roman" w:ascii="Times New Roman" w:hAnsi="Times New Roman"/>
+          <w:rFonts w:ascii="Times New Roman" w:eastAsia="Times New Roman" w:hAnsi="Times New Roman" w:cs="Times New Roman"/>
           <w:b/>
           <w:bCs/>
           <w:sz w:val="24"/>
           <w:szCs w:val="24"/>
         </w:rPr>
-        <w:t xml:space="preserve">Date : </w:t>
+        <w:t>Date</w:t>
       </w:r>
+    </w:p>
+    <w:p>
+      <w:pPr>
+        <w:spacing w:before="100" w:beforeAutospacing="1" w:after="100" w:afterAutospacing="1" w:line="240" w:lineRule="auto"/>
+        <w:rPr>
+          <w:rFonts w:ascii="Times New Roman" w:eastAsia="Times New Roman" w:hAnsi="Times New Roman" w:cs="Times New Roman"/>
+          <w:sz w:val="24"/>
+          <w:szCs w:val="24"/>
+        </w:rPr>
+      </w:pPr>
       <w:r>
         <w:rPr>
-          <w:rFonts w:eastAsia="Times New Roman" w:cs="Times New Roman" w:ascii="Times New Roman" w:hAnsi="Times New Roman"/>
+          <w:rFonts w:ascii="Times New Roman" w:eastAsia="Times New Roman" w:hAnsi="Times New Roman" w:cs="Times New Roman"/>
           <w:b/>
           <w:bCs/>
           <w:sz w:val="24"/>
           <w:szCs w:val="24"/>
         </w:rPr>
-        <w:t>12/03/2026</w:t>
+        <w:t>Team ID</w:t>
       </w:r>
     </w:p>
     <w:p>
       <w:pPr>
-        <w:pStyle w:val="Normal"/>
-        <w:spacing w:lineRule="auto" w:line="240" w:beforeAutospacing="1" w:afterAutospacing="1"/>
-        <w:rPr>
-          <w:rFonts w:ascii="Times New Roman" w:hAnsi="Times New Roman" w:eastAsia="Times New Roman" w:cs="Times New Roman"/>
+        <w:spacing w:before="100" w:beforeAutospacing="1" w:after="100" w:afterAutospacing="1" w:line="240" w:lineRule="auto"/>
+        <w:rPr>
+          <w:rFonts w:ascii="Times New Roman" w:eastAsia="Times New Roman" w:hAnsi="Times New Roman" w:cs="Times New Roman"/>
           <w:sz w:val="24"/>
           <w:szCs w:val="24"/>
         </w:rPr>
       </w:pPr>
       <w:r>
         <w:rPr>
-          <w:rFonts w:eastAsia="Times New Roman" w:cs="Times New Roman" w:ascii="Times New Roman" w:hAnsi="Times New Roman"/>
+          <w:rFonts w:ascii="Times New Roman" w:eastAsia="Times New Roman" w:hAnsi="Times New Roman" w:cs="Times New Roman"/>
           <w:b/>
           <w:bCs/>
           <w:sz w:val="24"/>
           <w:szCs w:val="24"/>
         </w:rPr>
-        <w:t xml:space="preserve">Team ID : SWTID-2026-7361 </w:t>
+        <w:t>Project Name</w:t>
       </w:r>
     </w:p>
     <w:p>
       <w:pPr>
-        <w:pStyle w:val="Normal"/>
-        <w:spacing w:lineRule="auto" w:line="240" w:beforeAutospacing="1" w:afterAutospacing="1"/>
-        <w:rPr>
-          <w:rFonts w:ascii="Times New Roman" w:hAnsi="Times New Roman" w:eastAsia="Times New Roman" w:cs="Times New Roman"/>
+        <w:spacing w:before="100" w:beforeAutospacing="1" w:after="100" w:afterAutospacing="1" w:line="240" w:lineRule="auto"/>
+        <w:rPr>
+          <w:rFonts w:ascii="Times New Roman" w:eastAsia="Times New Roman" w:hAnsi="Times New Roman" w:cs="Times New Roman"/>
           <w:sz w:val="24"/>
           <w:szCs w:val="24"/>
         </w:rPr>
       </w:pPr>
       <w:r>
         <w:rPr>
-          <w:rFonts w:eastAsia="Times New Roman" w:cs="Times New Roman" w:ascii="Times New Roman" w:hAnsi="Times New Roman"/>
+          <w:rFonts w:ascii="Times New Roman" w:eastAsia="Times New Roman" w:hAnsi="Times New Roman" w:cs="Times New Roman"/>
           <w:b/>
           <w:bCs/>
           <w:sz w:val="24"/>
           <w:szCs w:val="24"/>
         </w:rPr>
-        <w:t xml:space="preserve">Project Name : </w:t>
-      </w:r>
-      <w:r>
-        <w:rPr>
-          <w:rFonts w:eastAsia="Times New Roman" w:cs="Times New Roman" w:ascii="Times New Roman" w:hAnsi="Times New Roman"/>
-          <w:b/>
-          <w:bCs/>
-          <w:sz w:val="24"/>
-          <w:szCs w:val="24"/>
-        </w:rPr>
-        <w:t>product inventory management system</w:t>
-      </w:r>
-    </w:p>
-    <w:p>
-      <w:pPr>
-        <w:pStyle w:val="Normal"/>
-        <w:spacing w:lineRule="auto" w:line="240" w:beforeAutospacing="1" w:afterAutospacing="1"/>
-        <w:rPr>
-          <w:rFonts w:ascii="Times New Roman" w:hAnsi="Times New Roman" w:eastAsia="Times New Roman" w:cs="Times New Roman"/>
-          <w:sz w:val="24"/>
-          <w:szCs w:val="24"/>
-        </w:rPr>
-      </w:pPr>
-      <w:r>
-        <w:rPr>
-          <w:rFonts w:eastAsia="Times New Roman" w:cs="Times New Roman" w:ascii="Times New Roman" w:hAnsi="Times New Roman"/>
-          <w:b/>
-          <w:bCs/>
-          <w:sz w:val="24"/>
-          <w:szCs w:val="24"/>
-        </w:rPr>
         <w:t>Maximum Marks</w:t>
       </w:r>
       <w:r>
         <w:rPr>
-          <w:rFonts w:eastAsia="Times New Roman" w:cs="Times New Roman" w:ascii="Times New Roman" w:hAnsi="Times New Roman"/>
+          <w:rFonts w:ascii="Times New Roman" w:eastAsia="Times New Roman" w:hAnsi="Times New Roman" w:cs="Times New Roman"/>
           <w:sz w:val="24"/>
           <w:szCs w:val="24"/>
         </w:rPr>
@@ -203,79 +164,30 @@
     </w:p>
     <w:p>
       <w:pPr>
-        <w:pStyle w:val="Normal"/>
-        <w:spacing w:lineRule="auto" w:line="240" w:before="0" w:after="0"/>
-        <w:rPr>
-          <w:rFonts w:ascii="Times New Roman" w:hAnsi="Times New Roman" w:eastAsia="Times New Roman" w:cs="Times New Roman"/>
+        <w:spacing w:after="0" w:line="240" w:lineRule="auto"/>
+        <w:rPr>
+          <w:rFonts w:ascii="Times New Roman" w:eastAsia="Times New Roman" w:hAnsi="Times New Roman" w:cs="Times New Roman"/>
           <w:sz w:val="24"/>
           <w:szCs w:val="24"/>
         </w:rPr>
       </w:pPr>
       <w:r>
-        <w:rPr/>
-        <mc:AlternateContent>
-          <mc:Choice Requires="wps">
-            <w:drawing>
-              <wp:inline distT="0" distB="0" distL="0" distR="0">
-                <wp:extent cx="5943600" cy="19050"/>
-                <wp:effectExtent l="0" t="0" r="0" b="0"/>
-                <wp:docPr id="1" name=""/>
-                <a:graphic xmlns:a="http://schemas.openxmlformats.org/drawingml/2006/main">
-                  <a:graphicData uri="http://schemas.microsoft.com/office/word/2010/wordprocessingShape">
-                    <wps:wsp>
-                      <wps:cNvSpPr/>
-                      <wps:nvSpPr>
-                        <wps:cNvPr id="2" name=""/>
-                        <wps:cNvSpPr/>
-                      </wps:nvSpPr>
-                      <wps:spPr>
-                        <a:xfrm>
-                          <a:off x="0" y="0"/>
-                          <a:ext cx="5943600" cy="19080"/>
-                        </a:xfrm>
-                        <a:prstGeom prst="rect">
-                          <a:avLst/>
-                        </a:prstGeom>
-                        <a:solidFill>
-                          <a:srgbClr val="a0a0a0"/>
-                        </a:solidFill>
-                        <a:ln w="0">
-                          <a:noFill/>
-                        </a:ln>
-                      </wps:spPr>
-                      <wps:bodyPr/>
-                    </wps:wsp>
-                  </a:graphicData>
-                </a:graphic>
-                <wp14:sizeRelH relativeFrom="page">
-                  <wp14:pctWidth>100000</wp14:pctWidth>
-                </wp14:sizeRelH>
-              </wp:inline>
-            </w:drawing>
-          </mc:Choice>
-          <mc:Fallback>
-            <w:pict>
-              <v:rect id="shape_0" fillcolor="#a0a0a0" stroked="f" o:allowincell="f" style="position:absolute;margin-left:0pt;margin-top:-1.55pt;width:467.95pt;height:1.45pt;mso-wrap-style:none;v-text-anchor:middle;mso-position-horizontal:center;mso-position-vertical:top">
-                <v:fill o:detectmouseclick="t" type="solid" color2="#5f5f5f"/>
-                <v:stroke color="#3465a4" joinstyle="round" endcap="flat"/>
-                <w10:wrap type="topAndBottom"/>
-              </v:rect>
-            </w:pict>
-          </mc:Fallback>
-        </mc:AlternateContent>
+        <w:rPr>
+          <w:rFonts w:ascii="Times New Roman" w:eastAsia="Times New Roman" w:hAnsi="Times New Roman" w:cs="Times New Roman"/>
+          <w:sz w:val="24"/>
+          <w:szCs w:val="24"/>
+        </w:rPr>
+        <w:pict>
+          <v:rect id="_x0000_i1025" style="width:0;height:1.5pt" o:hralign="center" o:hrstd="t" o:hr="t" fillcolor="#a0a0a0" stroked="f"/>
+        </w:pict>
       </w:r>
     </w:p>
     <w:p>
       <w:pPr>
-        <w:pStyle w:val="Normal"/>
-        <w:numPr>
-          <w:ilvl w:val="0"/>
-          <w:numId w:val="0"/>
-        </w:numPr>
-        <w:spacing w:lineRule="auto" w:line="240" w:beforeAutospacing="1" w:afterAutospacing="1"/>
+        <w:spacing w:before="100" w:beforeAutospacing="1" w:after="100" w:afterAutospacing="1" w:line="240" w:lineRule="auto"/>
         <w:outlineLvl w:val="1"/>
         <w:rPr>
-          <w:rFonts w:ascii="Times New Roman" w:hAnsi="Times New Roman" w:eastAsia="Times New Roman" w:cs="Times New Roman"/>
+          <w:rFonts w:ascii="Times New Roman" w:eastAsia="Times New Roman" w:hAnsi="Times New Roman" w:cs="Times New Roman"/>
           <w:b/>
           <w:bCs/>
           <w:sz w:val="36"/>
@@ -284,7 +196,7 @@
       </w:pPr>
       <w:r>
         <w:rPr>
-          <w:rFonts w:eastAsia="Times New Roman" w:cs="Times New Roman" w:ascii="Times New Roman" w:hAnsi="Times New Roman"/>
+          <w:rFonts w:ascii="Times New Roman" w:eastAsia="Times New Roman" w:hAnsi="Times New Roman" w:cs="Times New Roman"/>
           <w:b/>
           <w:bCs/>
           <w:sz w:val="36"/>
@@ -295,17 +207,16 @@
     </w:p>
     <w:p>
       <w:pPr>
-        <w:pStyle w:val="Normal"/>
-        <w:spacing w:lineRule="auto" w:line="240" w:beforeAutospacing="1" w:afterAutospacing="1"/>
-        <w:rPr>
-          <w:rFonts w:ascii="Times New Roman" w:hAnsi="Times New Roman" w:eastAsia="Times New Roman" w:cs="Times New Roman"/>
+        <w:spacing w:before="100" w:beforeAutospacing="1" w:after="100" w:afterAutospacing="1" w:line="240" w:lineRule="auto"/>
+        <w:rPr>
+          <w:rFonts w:ascii="Times New Roman" w:eastAsia="Times New Roman" w:hAnsi="Times New Roman" w:cs="Times New Roman"/>
           <w:sz w:val="24"/>
           <w:szCs w:val="24"/>
         </w:rPr>
       </w:pPr>
       <w:r>
         <w:rPr>
-          <w:rFonts w:eastAsia="Times New Roman" w:cs="Times New Roman" w:ascii="Times New Roman" w:hAnsi="Times New Roman"/>
+          <w:rFonts w:ascii="Times New Roman" w:eastAsia="Times New Roman" w:hAnsi="Times New Roman" w:cs="Times New Roman"/>
           <w:sz w:val="24"/>
           <w:szCs w:val="24"/>
         </w:rPr>
@@ -314,17 +225,16 @@
     </w:p>
     <w:p>
       <w:pPr>
-        <w:pStyle w:val="Normal"/>
-        <w:spacing w:lineRule="auto" w:line="240" w:beforeAutospacing="1" w:afterAutospacing="1"/>
-        <w:rPr>
-          <w:rFonts w:ascii="Times New Roman" w:hAnsi="Times New Roman" w:eastAsia="Times New Roman" w:cs="Times New Roman"/>
+        <w:spacing w:before="100" w:beforeAutospacing="1" w:after="100" w:afterAutospacing="1" w:line="240" w:lineRule="auto"/>
+        <w:rPr>
+          <w:rFonts w:ascii="Times New Roman" w:eastAsia="Times New Roman" w:hAnsi="Times New Roman" w:cs="Times New Roman"/>
           <w:sz w:val="24"/>
           <w:szCs w:val="24"/>
         </w:rPr>
       </w:pPr>
       <w:r>
         <w:rPr>
-          <w:rFonts w:eastAsia="Times New Roman" w:cs="Times New Roman" w:ascii="Times New Roman" w:hAnsi="Times New Roman"/>
+          <w:rFonts w:ascii="Times New Roman" w:eastAsia="Times New Roman" w:hAnsi="Times New Roman" w:cs="Times New Roman"/>
           <w:b/>
           <w:bCs/>
           <w:sz w:val="24"/>
@@ -334,17 +244,16 @@
       </w:r>
       <w:r>
         <w:rPr>
-          <w:rFonts w:eastAsia="Times New Roman" w:cs="Times New Roman" w:ascii="Times New Roman" w:hAnsi="Times New Roman"/>
+          <w:rFonts w:ascii="Times New Roman" w:eastAsia="Times New Roman" w:hAnsi="Times New Roman" w:cs="Times New Roman"/>
           <w:sz w:val="24"/>
           <w:szCs w:val="24"/>
         </w:rPr>
         <w:t xml:space="preserve"> </w:t>
       </w:r>
-      <w:hyperlink r:id="rId2" w:tgtFrame="_new">
+      <w:hyperlink r:id="rId4" w:tgtFrame="_new" w:history="1">
         <w:r>
           <w:rPr>
-            <w:rStyle w:val="Style6"/>
-            <w:rFonts w:eastAsia="Times New Roman" w:cs="Times New Roman" w:ascii="Times New Roman" w:hAnsi="Times New Roman"/>
+            <w:rFonts w:ascii="Times New Roman" w:eastAsia="Times New Roman" w:hAnsi="Times New Roman" w:cs="Times New Roman"/>
             <w:color w:val="0000FF"/>
             <w:sz w:val="24"/>
             <w:szCs w:val="24"/>
@@ -356,107 +265,61 @@
     </w:p>
     <w:p>
       <w:pPr>
-        <w:pStyle w:val="Normal"/>
-        <w:spacing w:lineRule="auto" w:line="240" w:before="0" w:after="0"/>
-        <w:rPr>
-          <w:rFonts w:ascii="Times New Roman" w:hAnsi="Times New Roman" w:eastAsia="Times New Roman" w:cs="Times New Roman"/>
+        <w:spacing w:after="0" w:line="240" w:lineRule="auto"/>
+        <w:rPr>
+          <w:rFonts w:ascii="Times New Roman" w:eastAsia="Times New Roman" w:hAnsi="Times New Roman" w:cs="Times New Roman"/>
           <w:sz w:val="24"/>
           <w:szCs w:val="24"/>
         </w:rPr>
       </w:pPr>
       <w:r>
-        <w:rPr/>
-        <mc:AlternateContent>
-          <mc:Choice Requires="wps">
-            <w:drawing>
-              <wp:inline distT="0" distB="0" distL="0" distR="0">
-                <wp:extent cx="5943600" cy="19050"/>
-                <wp:effectExtent l="0" t="0" r="0" b="0"/>
-                <wp:docPr id="3" name=""/>
-                <a:graphic xmlns:a="http://schemas.openxmlformats.org/drawingml/2006/main">
-                  <a:graphicData uri="http://schemas.microsoft.com/office/word/2010/wordprocessingShape">
-                    <wps:wsp>
-                      <wps:cNvSpPr/>
-                      <wps:nvSpPr>
-                        <wps:cNvPr id="4" name=""/>
-                        <wps:cNvSpPr/>
-                      </wps:nvSpPr>
-                      <wps:spPr>
-                        <a:xfrm>
-                          <a:off x="0" y="0"/>
-                          <a:ext cx="5943600" cy="19080"/>
-                        </a:xfrm>
-                        <a:prstGeom prst="rect">
-                          <a:avLst/>
-                        </a:prstGeom>
-                        <a:solidFill>
-                          <a:srgbClr val="a0a0a0"/>
-                        </a:solidFill>
-                        <a:ln w="0">
-                          <a:noFill/>
-                        </a:ln>
-                      </wps:spPr>
-                      <wps:bodyPr/>
-                    </wps:wsp>
-                  </a:graphicData>
-                </a:graphic>
-                <wp14:sizeRelH relativeFrom="page">
-                  <wp14:pctWidth>100000</wp14:pctWidth>
-                </wp14:sizeRelH>
-              </wp:inline>
-            </w:drawing>
-          </mc:Choice>
-          <mc:Fallback>
-            <w:pict>
-              <v:rect id="shape_0" fillcolor="#a0a0a0" stroked="f" o:allowincell="f" style="position:absolute;margin-left:0pt;margin-top:-1.55pt;width:467.95pt;height:1.45pt;mso-wrap-style:none;v-text-anchor:middle;mso-position-horizontal:center;mso-position-vertical:top">
-                <v:fill o:detectmouseclick="t" type="solid" color2="#5f5f5f"/>
-                <v:stroke color="#3465a4" joinstyle="round" endcap="flat"/>
-                <w10:wrap type="topAndBottom"/>
-              </v:rect>
-            </w:pict>
-          </mc:Fallback>
-        </mc:AlternateContent>
+        <w:rPr>
+          <w:rFonts w:ascii="Times New Roman" w:eastAsia="Times New Roman" w:hAnsi="Times New Roman" w:cs="Times New Roman"/>
+          <w:sz w:val="24"/>
+          <w:szCs w:val="24"/>
+        </w:rPr>
+        <w:pict>
+          <v:rect id="_x0000_i1026" style="width:0;height:1.5pt" o:hralign="center" o:hrstd="t" o:hr="t" fillcolor="#a0a0a0" stroked="f"/>
+        </w:pict>
       </w:r>
     </w:p>
     <w:tbl>
       <w:tblPr>
-        <w:tblW w:w="9360" w:type="dxa"/>
-        <w:jc w:val="left"/>
-        <w:tblInd w:w="15" w:type="dxa"/>
-        <w:tblLayout w:type="fixed"/>
+        <w:tblW w:w="0" w:type="auto"/>
+        <w:tblCellSpacing w:w="15" w:type="dxa"/>
         <w:tblCellMar>
           <w:top w:w="15" w:type="dxa"/>
           <w:left w:w="15" w:type="dxa"/>
           <w:bottom w:w="15" w:type="dxa"/>
           <w:right w:w="15" w:type="dxa"/>
         </w:tblCellMar>
-        <w:tblLook w:firstRow="1" w:noVBand="1" w:lastRow="0" w:firstColumn="1" w:lastColumn="0" w:noHBand="0" w:val="04a0"/>
+        <w:tblLook w:val="04A0" w:firstRow="1" w:lastRow="0" w:firstColumn="1" w:lastColumn="0" w:noHBand="0" w:noVBand="1"/>
       </w:tblPr>
       <w:tblGrid>
-        <w:gridCol w:w="1216"/>
-        <w:gridCol w:w="1513"/>
-        <w:gridCol w:w="1487"/>
+        <w:gridCol w:w="1217"/>
+        <w:gridCol w:w="1512"/>
+        <w:gridCol w:w="1488"/>
         <w:gridCol w:w="1753"/>
-        <w:gridCol w:w="1942"/>
+        <w:gridCol w:w="1941"/>
         <w:gridCol w:w="1449"/>
       </w:tblGrid>
       <w:tr>
         <w:trPr>
-          <w:tblHeader w:val="true"/>
+          <w:tblHeader/>
+          <w:tblCellSpacing w:w="15" w:type="dxa"/>
         </w:trPr>
         <w:tc>
           <w:tcPr>
-            <w:tcW w:w="1216" w:type="dxa"/>
-            <w:tcBorders/>
-            <w:vAlign w:val="center"/>
-          </w:tcPr>
-          <w:p>
-            <w:pPr>
-              <w:pStyle w:val="Normal"/>
-              <w:spacing w:lineRule="auto" w:line="240" w:before="0" w:after="0"/>
+            <w:tcW w:w="0" w:type="auto"/>
+            <w:vAlign w:val="center"/>
+            <w:hideMark/>
+          </w:tcPr>
+          <w:p>
+            <w:pPr>
+              <w:spacing w:after="0" w:line="240" w:lineRule="auto"/>
               <w:jc w:val="center"/>
               <w:rPr>
-                <w:rFonts w:ascii="Times New Roman" w:hAnsi="Times New Roman" w:eastAsia="Times New Roman" w:cs="Times New Roman"/>
+                <w:rFonts w:ascii="Times New Roman" w:eastAsia="Times New Roman" w:hAnsi="Times New Roman" w:cs="Times New Roman"/>
                 <w:b/>
                 <w:bCs/>
                 <w:sz w:val="24"/>
@@ -465,7 +328,7 @@
             </w:pPr>
             <w:r>
               <w:rPr>
-                <w:rFonts w:eastAsia="Times New Roman" w:cs="Times New Roman" w:ascii="Times New Roman" w:hAnsi="Times New Roman"/>
+                <w:rFonts w:ascii="Times New Roman" w:eastAsia="Times New Roman" w:hAnsi="Times New Roman" w:cs="Times New Roman"/>
                 <w:b/>
                 <w:bCs/>
                 <w:sz w:val="24"/>
@@ -477,17 +340,16 @@
         </w:tc>
         <w:tc>
           <w:tcPr>
-            <w:tcW w:w="1513" w:type="dxa"/>
-            <w:tcBorders/>
-            <w:vAlign w:val="center"/>
-          </w:tcPr>
-          <w:p>
-            <w:pPr>
-              <w:pStyle w:val="Normal"/>
-              <w:spacing w:lineRule="auto" w:line="240" w:before="0" w:after="0"/>
+            <w:tcW w:w="0" w:type="auto"/>
+            <w:vAlign w:val="center"/>
+            <w:hideMark/>
+          </w:tcPr>
+          <w:p>
+            <w:pPr>
+              <w:spacing w:after="0" w:line="240" w:lineRule="auto"/>
               <w:jc w:val="center"/>
               <w:rPr>
-                <w:rFonts w:ascii="Times New Roman" w:hAnsi="Times New Roman" w:eastAsia="Times New Roman" w:cs="Times New Roman"/>
+                <w:rFonts w:ascii="Times New Roman" w:eastAsia="Times New Roman" w:hAnsi="Times New Roman" w:cs="Times New Roman"/>
                 <w:b/>
                 <w:bCs/>
                 <w:sz w:val="24"/>
@@ -496,7 +358,7 @@
             </w:pPr>
             <w:r>
               <w:rPr>
-                <w:rFonts w:eastAsia="Times New Roman" w:cs="Times New Roman" w:ascii="Times New Roman" w:hAnsi="Times New Roman"/>
+                <w:rFonts w:ascii="Times New Roman" w:eastAsia="Times New Roman" w:hAnsi="Times New Roman" w:cs="Times New Roman"/>
                 <w:b/>
                 <w:bCs/>
                 <w:sz w:val="24"/>
@@ -508,17 +370,16 @@
         </w:tc>
         <w:tc>
           <w:tcPr>
-            <w:tcW w:w="1487" w:type="dxa"/>
-            <w:tcBorders/>
-            <w:vAlign w:val="center"/>
-          </w:tcPr>
-          <w:p>
-            <w:pPr>
-              <w:pStyle w:val="Normal"/>
-              <w:spacing w:lineRule="auto" w:line="240" w:before="0" w:after="0"/>
+            <w:tcW w:w="0" w:type="auto"/>
+            <w:vAlign w:val="center"/>
+            <w:hideMark/>
+          </w:tcPr>
+          <w:p>
+            <w:pPr>
+              <w:spacing w:after="0" w:line="240" w:lineRule="auto"/>
               <w:jc w:val="center"/>
               <w:rPr>
-                <w:rFonts w:ascii="Times New Roman" w:hAnsi="Times New Roman" w:eastAsia="Times New Roman" w:cs="Times New Roman"/>
+                <w:rFonts w:ascii="Times New Roman" w:eastAsia="Times New Roman" w:hAnsi="Times New Roman" w:cs="Times New Roman"/>
                 <w:b/>
                 <w:bCs/>
                 <w:sz w:val="24"/>
@@ -527,7 +388,7 @@
             </w:pPr>
             <w:r>
               <w:rPr>
-                <w:rFonts w:eastAsia="Times New Roman" w:cs="Times New Roman" w:ascii="Times New Roman" w:hAnsi="Times New Roman"/>
+                <w:rFonts w:ascii="Times New Roman" w:eastAsia="Times New Roman" w:hAnsi="Times New Roman" w:cs="Times New Roman"/>
                 <w:b/>
                 <w:bCs/>
                 <w:sz w:val="24"/>
@@ -539,17 +400,16 @@
         </w:tc>
         <w:tc>
           <w:tcPr>
-            <w:tcW w:w="1753" w:type="dxa"/>
-            <w:tcBorders/>
-            <w:vAlign w:val="center"/>
-          </w:tcPr>
-          <w:p>
-            <w:pPr>
-              <w:pStyle w:val="Normal"/>
-              <w:spacing w:lineRule="auto" w:line="240" w:before="0" w:after="0"/>
+            <w:tcW w:w="0" w:type="auto"/>
+            <w:vAlign w:val="center"/>
+            <w:hideMark/>
+          </w:tcPr>
+          <w:p>
+            <w:pPr>
+              <w:spacing w:after="0" w:line="240" w:lineRule="auto"/>
               <w:jc w:val="center"/>
               <w:rPr>
-                <w:rFonts w:ascii="Times New Roman" w:hAnsi="Times New Roman" w:eastAsia="Times New Roman" w:cs="Times New Roman"/>
+                <w:rFonts w:ascii="Times New Roman" w:eastAsia="Times New Roman" w:hAnsi="Times New Roman" w:cs="Times New Roman"/>
                 <w:b/>
                 <w:bCs/>
                 <w:sz w:val="24"/>
@@ -558,7 +418,7 @@
             </w:pPr>
             <w:r>
               <w:rPr>
-                <w:rFonts w:eastAsia="Times New Roman" w:cs="Times New Roman" w:ascii="Times New Roman" w:hAnsi="Times New Roman"/>
+                <w:rFonts w:ascii="Times New Roman" w:eastAsia="Times New Roman" w:hAnsi="Times New Roman" w:cs="Times New Roman"/>
                 <w:b/>
                 <w:bCs/>
                 <w:sz w:val="24"/>
@@ -570,17 +430,16 @@
         </w:tc>
         <w:tc>
           <w:tcPr>
-            <w:tcW w:w="1942" w:type="dxa"/>
-            <w:tcBorders/>
-            <w:vAlign w:val="center"/>
-          </w:tcPr>
-          <w:p>
-            <w:pPr>
-              <w:pStyle w:val="Normal"/>
-              <w:spacing w:lineRule="auto" w:line="240" w:before="0" w:after="0"/>
+            <w:tcW w:w="0" w:type="auto"/>
+            <w:vAlign w:val="center"/>
+            <w:hideMark/>
+          </w:tcPr>
+          <w:p>
+            <w:pPr>
+              <w:spacing w:after="0" w:line="240" w:lineRule="auto"/>
               <w:jc w:val="center"/>
               <w:rPr>
-                <w:rFonts w:ascii="Times New Roman" w:hAnsi="Times New Roman" w:eastAsia="Times New Roman" w:cs="Times New Roman"/>
+                <w:rFonts w:ascii="Times New Roman" w:eastAsia="Times New Roman" w:hAnsi="Times New Roman" w:cs="Times New Roman"/>
                 <w:b/>
                 <w:bCs/>
                 <w:sz w:val="24"/>
@@ -589,7 +448,7 @@
             </w:pPr>
             <w:r>
               <w:rPr>
-                <w:rFonts w:eastAsia="Times New Roman" w:cs="Times New Roman" w:ascii="Times New Roman" w:hAnsi="Times New Roman"/>
+                <w:rFonts w:ascii="Times New Roman" w:eastAsia="Times New Roman" w:hAnsi="Times New Roman" w:cs="Times New Roman"/>
                 <w:b/>
                 <w:bCs/>
                 <w:sz w:val="24"/>
@@ -601,17 +460,16 @@
         </w:tc>
         <w:tc>
           <w:tcPr>
-            <w:tcW w:w="1449" w:type="dxa"/>
-            <w:tcBorders/>
-            <w:vAlign w:val="center"/>
-          </w:tcPr>
-          <w:p>
-            <w:pPr>
-              <w:pStyle w:val="Normal"/>
-              <w:spacing w:lineRule="auto" w:line="240" w:before="0" w:after="0"/>
+            <w:tcW w:w="0" w:type="auto"/>
+            <w:vAlign w:val="center"/>
+            <w:hideMark/>
+          </w:tcPr>
+          <w:p>
+            <w:pPr>
+              <w:spacing w:after="0" w:line="240" w:lineRule="auto"/>
               <w:jc w:val="center"/>
               <w:rPr>
-                <w:rFonts w:ascii="Times New Roman" w:hAnsi="Times New Roman" w:eastAsia="Times New Roman" w:cs="Times New Roman"/>
+                <w:rFonts w:ascii="Times New Roman" w:eastAsia="Times New Roman" w:hAnsi="Times New Roman" w:cs="Times New Roman"/>
                 <w:b/>
                 <w:bCs/>
                 <w:sz w:val="24"/>
@@ -620,7 +478,7 @@
             </w:pPr>
             <w:r>
               <w:rPr>
-                <w:rFonts w:eastAsia="Times New Roman" w:cs="Times New Roman" w:ascii="Times New Roman" w:hAnsi="Times New Roman"/>
+                <w:rFonts w:ascii="Times New Roman" w:eastAsia="Times New Roman" w:hAnsi="Times New Roman" w:cs="Times New Roman"/>
                 <w:b/>
                 <w:bCs/>
                 <w:sz w:val="24"/>
@@ -632,26 +490,27 @@
         </w:tc>
       </w:tr>
       <w:tr>
-        <w:trPr/>
-        <w:tc>
-          <w:tcPr>
-            <w:tcW w:w="1216" w:type="dxa"/>
-            <w:tcBorders/>
-            <w:vAlign w:val="center"/>
-          </w:tcPr>
-          <w:p>
-            <w:pPr>
-              <w:pStyle w:val="Normal"/>
-              <w:spacing w:lineRule="auto" w:line="240" w:before="0" w:after="0"/>
-              <w:rPr>
-                <w:rFonts w:ascii="Times New Roman" w:hAnsi="Times New Roman" w:eastAsia="Times New Roman" w:cs="Times New Roman"/>
-                <w:sz w:val="24"/>
-                <w:szCs w:val="24"/>
-              </w:rPr>
-            </w:pPr>
-            <w:r>
-              <w:rPr>
-                <w:rFonts w:eastAsia="Times New Roman" w:cs="Times New Roman" w:ascii="Times New Roman" w:hAnsi="Times New Roman"/>
+        <w:trPr>
+          <w:tblCellSpacing w:w="15" w:type="dxa"/>
+        </w:trPr>
+        <w:tc>
+          <w:tcPr>
+            <w:tcW w:w="0" w:type="auto"/>
+            <w:vAlign w:val="center"/>
+            <w:hideMark/>
+          </w:tcPr>
+          <w:p>
+            <w:pPr>
+              <w:spacing w:after="0" w:line="240" w:lineRule="auto"/>
+              <w:rPr>
+                <w:rFonts w:ascii="Times New Roman" w:eastAsia="Times New Roman" w:hAnsi="Times New Roman" w:cs="Times New Roman"/>
+                <w:sz w:val="24"/>
+                <w:szCs w:val="24"/>
+              </w:rPr>
+            </w:pPr>
+            <w:r>
+              <w:rPr>
+                <w:rFonts w:ascii="Times New Roman" w:eastAsia="Times New Roman" w:hAnsi="Times New Roman" w:cs="Times New Roman"/>
                 <w:b/>
                 <w:bCs/>
                 <w:sz w:val="24"/>
@@ -663,23 +522,22 @@
         </w:tc>
         <w:tc>
           <w:tcPr>
-            <w:tcW w:w="1513" w:type="dxa"/>
-            <w:tcBorders/>
-            <w:vAlign w:val="center"/>
-          </w:tcPr>
-          <w:p>
-            <w:pPr>
-              <w:pStyle w:val="Normal"/>
-              <w:spacing w:lineRule="auto" w:line="240" w:before="0" w:after="0"/>
-              <w:rPr>
-                <w:rFonts w:ascii="Times New Roman" w:hAnsi="Times New Roman" w:eastAsia="Times New Roman" w:cs="Times New Roman"/>
-                <w:sz w:val="24"/>
-                <w:szCs w:val="24"/>
-              </w:rPr>
-            </w:pPr>
-            <w:r>
-              <w:rPr>
-                <w:rFonts w:eastAsia="Times New Roman" w:cs="Times New Roman" w:ascii="Times New Roman" w:hAnsi="Times New Roman"/>
+            <w:tcW w:w="0" w:type="auto"/>
+            <w:vAlign w:val="center"/>
+            <w:hideMark/>
+          </w:tcPr>
+          <w:p>
+            <w:pPr>
+              <w:spacing w:after="0" w:line="240" w:lineRule="auto"/>
+              <w:rPr>
+                <w:rFonts w:ascii="Times New Roman" w:eastAsia="Times New Roman" w:hAnsi="Times New Roman" w:cs="Times New Roman"/>
+                <w:sz w:val="24"/>
+                <w:szCs w:val="24"/>
+              </w:rPr>
+            </w:pPr>
+            <w:r>
+              <w:rPr>
+                <w:rFonts w:ascii="Times New Roman" w:eastAsia="Times New Roman" w:hAnsi="Times New Roman" w:cs="Times New Roman"/>
                 <w:sz w:val="24"/>
                 <w:szCs w:val="24"/>
               </w:rPr>
@@ -689,23 +547,22 @@
         </w:tc>
         <w:tc>
           <w:tcPr>
-            <w:tcW w:w="1487" w:type="dxa"/>
-            <w:tcBorders/>
-            <w:vAlign w:val="center"/>
-          </w:tcPr>
-          <w:p>
-            <w:pPr>
-              <w:pStyle w:val="Normal"/>
-              <w:spacing w:lineRule="auto" w:line="240" w:before="0" w:after="0"/>
-              <w:rPr>
-                <w:rFonts w:ascii="Times New Roman" w:hAnsi="Times New Roman" w:eastAsia="Times New Roman" w:cs="Times New Roman"/>
-                <w:sz w:val="24"/>
-                <w:szCs w:val="24"/>
-              </w:rPr>
-            </w:pPr>
-            <w:r>
-              <w:rPr>
-                <w:rFonts w:eastAsia="Times New Roman" w:cs="Times New Roman" w:ascii="Times New Roman" w:hAnsi="Times New Roman"/>
+            <w:tcW w:w="0" w:type="auto"/>
+            <w:vAlign w:val="center"/>
+            <w:hideMark/>
+          </w:tcPr>
+          <w:p>
+            <w:pPr>
+              <w:spacing w:after="0" w:line="240" w:lineRule="auto"/>
+              <w:rPr>
+                <w:rFonts w:ascii="Times New Roman" w:eastAsia="Times New Roman" w:hAnsi="Times New Roman" w:cs="Times New Roman"/>
+                <w:sz w:val="24"/>
+                <w:szCs w:val="24"/>
+              </w:rPr>
+            </w:pPr>
+            <w:r>
+              <w:rPr>
+                <w:rFonts w:ascii="Times New Roman" w:eastAsia="Times New Roman" w:hAnsi="Times New Roman" w:cs="Times New Roman"/>
                 <w:sz w:val="24"/>
                 <w:szCs w:val="24"/>
               </w:rPr>
@@ -715,23 +572,22 @@
         </w:tc>
         <w:tc>
           <w:tcPr>
-            <w:tcW w:w="1753" w:type="dxa"/>
-            <w:tcBorders/>
-            <w:vAlign w:val="center"/>
-          </w:tcPr>
-          <w:p>
-            <w:pPr>
-              <w:pStyle w:val="Normal"/>
-              <w:spacing w:lineRule="auto" w:line="240" w:before="0" w:after="0"/>
-              <w:rPr>
-                <w:rFonts w:ascii="Times New Roman" w:hAnsi="Times New Roman" w:eastAsia="Times New Roman" w:cs="Times New Roman"/>
-                <w:sz w:val="24"/>
-                <w:szCs w:val="24"/>
-              </w:rPr>
-            </w:pPr>
-            <w:r>
-              <w:rPr>
-                <w:rFonts w:eastAsia="Times New Roman" w:cs="Times New Roman" w:ascii="Times New Roman" w:hAnsi="Times New Roman"/>
+            <w:tcW w:w="0" w:type="auto"/>
+            <w:vAlign w:val="center"/>
+            <w:hideMark/>
+          </w:tcPr>
+          <w:p>
+            <w:pPr>
+              <w:spacing w:after="0" w:line="240" w:lineRule="auto"/>
+              <w:rPr>
+                <w:rFonts w:ascii="Times New Roman" w:eastAsia="Times New Roman" w:hAnsi="Times New Roman" w:cs="Times New Roman"/>
+                <w:sz w:val="24"/>
+                <w:szCs w:val="24"/>
+              </w:rPr>
+            </w:pPr>
+            <w:r>
+              <w:rPr>
+                <w:rFonts w:ascii="Times New Roman" w:eastAsia="Times New Roman" w:hAnsi="Times New Roman" w:cs="Times New Roman"/>
                 <w:sz w:val="24"/>
                 <w:szCs w:val="24"/>
               </w:rPr>
@@ -741,23 +597,22 @@
         </w:tc>
         <w:tc>
           <w:tcPr>
-            <w:tcW w:w="1942" w:type="dxa"/>
-            <w:tcBorders/>
-            <w:vAlign w:val="center"/>
-          </w:tcPr>
-          <w:p>
-            <w:pPr>
-              <w:pStyle w:val="Normal"/>
-              <w:spacing w:lineRule="auto" w:line="240" w:before="0" w:after="0"/>
-              <w:rPr>
-                <w:rFonts w:ascii="Times New Roman" w:hAnsi="Times New Roman" w:eastAsia="Times New Roman" w:cs="Times New Roman"/>
-                <w:sz w:val="24"/>
-                <w:szCs w:val="24"/>
-              </w:rPr>
-            </w:pPr>
-            <w:r>
-              <w:rPr>
-                <w:rFonts w:eastAsia="Times New Roman" w:cs="Times New Roman" w:ascii="Times New Roman" w:hAnsi="Times New Roman"/>
+            <w:tcW w:w="0" w:type="auto"/>
+            <w:vAlign w:val="center"/>
+            <w:hideMark/>
+          </w:tcPr>
+          <w:p>
+            <w:pPr>
+              <w:spacing w:after="0" w:line="240" w:lineRule="auto"/>
+              <w:rPr>
+                <w:rFonts w:ascii="Times New Roman" w:eastAsia="Times New Roman" w:hAnsi="Times New Roman" w:cs="Times New Roman"/>
+                <w:sz w:val="24"/>
+                <w:szCs w:val="24"/>
+              </w:rPr>
+            </w:pPr>
+            <w:r>
+              <w:rPr>
+                <w:rFonts w:ascii="Times New Roman" w:eastAsia="Times New Roman" w:hAnsi="Times New Roman" w:cs="Times New Roman"/>
                 <w:sz w:val="24"/>
                 <w:szCs w:val="24"/>
               </w:rPr>
@@ -767,23 +622,22 @@
         </w:tc>
         <w:tc>
           <w:tcPr>
-            <w:tcW w:w="1449" w:type="dxa"/>
-            <w:tcBorders/>
-            <w:vAlign w:val="center"/>
-          </w:tcPr>
-          <w:p>
-            <w:pPr>
-              <w:pStyle w:val="Normal"/>
-              <w:spacing w:lineRule="auto" w:line="240" w:before="0" w:after="0"/>
-              <w:rPr>
-                <w:rFonts w:ascii="Times New Roman" w:hAnsi="Times New Roman" w:eastAsia="Times New Roman" w:cs="Times New Roman"/>
-                <w:sz w:val="24"/>
-                <w:szCs w:val="24"/>
-              </w:rPr>
-            </w:pPr>
-            <w:r>
-              <w:rPr>
-                <w:rFonts w:eastAsia="Times New Roman" w:cs="Times New Roman" w:ascii="Times New Roman" w:hAnsi="Times New Roman"/>
+            <w:tcW w:w="0" w:type="auto"/>
+            <w:vAlign w:val="center"/>
+            <w:hideMark/>
+          </w:tcPr>
+          <w:p>
+            <w:pPr>
+              <w:spacing w:after="0" w:line="240" w:lineRule="auto"/>
+              <w:rPr>
+                <w:rFonts w:ascii="Times New Roman" w:eastAsia="Times New Roman" w:hAnsi="Times New Roman" w:cs="Times New Roman"/>
+                <w:sz w:val="24"/>
+                <w:szCs w:val="24"/>
+              </w:rPr>
+            </w:pPr>
+            <w:r>
+              <w:rPr>
+                <w:rFonts w:ascii="Times New Roman" w:eastAsia="Times New Roman" w:hAnsi="Times New Roman" w:cs="Times New Roman"/>
                 <w:sz w:val="24"/>
                 <w:szCs w:val="24"/>
               </w:rPr>
@@ -793,26 +647,27 @@
         </w:tc>
       </w:tr>
       <w:tr>
-        <w:trPr/>
-        <w:tc>
-          <w:tcPr>
-            <w:tcW w:w="1216" w:type="dxa"/>
-            <w:tcBorders/>
-            <w:vAlign w:val="center"/>
-          </w:tcPr>
-          <w:p>
-            <w:pPr>
-              <w:pStyle w:val="Normal"/>
-              <w:spacing w:lineRule="auto" w:line="240" w:before="0" w:after="0"/>
-              <w:rPr>
-                <w:rFonts w:ascii="Times New Roman" w:hAnsi="Times New Roman" w:eastAsia="Times New Roman" w:cs="Times New Roman"/>
-                <w:sz w:val="24"/>
-                <w:szCs w:val="24"/>
-              </w:rPr>
-            </w:pPr>
-            <w:r>
-              <w:rPr>
-                <w:rFonts w:eastAsia="Times New Roman" w:cs="Times New Roman" w:ascii="Times New Roman" w:hAnsi="Times New Roman"/>
+        <w:trPr>
+          <w:tblCellSpacing w:w="15" w:type="dxa"/>
+        </w:trPr>
+        <w:tc>
+          <w:tcPr>
+            <w:tcW w:w="0" w:type="auto"/>
+            <w:vAlign w:val="center"/>
+            <w:hideMark/>
+          </w:tcPr>
+          <w:p>
+            <w:pPr>
+              <w:spacing w:after="0" w:line="240" w:lineRule="auto"/>
+              <w:rPr>
+                <w:rFonts w:ascii="Times New Roman" w:eastAsia="Times New Roman" w:hAnsi="Times New Roman" w:cs="Times New Roman"/>
+                <w:sz w:val="24"/>
+                <w:szCs w:val="24"/>
+              </w:rPr>
+            </w:pPr>
+            <w:r>
+              <w:rPr>
+                <w:rFonts w:ascii="Times New Roman" w:eastAsia="Times New Roman" w:hAnsi="Times New Roman" w:cs="Times New Roman"/>
                 <w:b/>
                 <w:bCs/>
                 <w:sz w:val="24"/>
@@ -824,23 +679,22 @@
         </w:tc>
         <w:tc>
           <w:tcPr>
-            <w:tcW w:w="1513" w:type="dxa"/>
-            <w:tcBorders/>
-            <w:vAlign w:val="center"/>
-          </w:tcPr>
-          <w:p>
-            <w:pPr>
-              <w:pStyle w:val="Normal"/>
-              <w:spacing w:lineRule="auto" w:line="240" w:before="0" w:after="0"/>
-              <w:rPr>
-                <w:rFonts w:ascii="Times New Roman" w:hAnsi="Times New Roman" w:eastAsia="Times New Roman" w:cs="Times New Roman"/>
-                <w:sz w:val="24"/>
-                <w:szCs w:val="24"/>
-              </w:rPr>
-            </w:pPr>
-            <w:r>
-              <w:rPr>
-                <w:rFonts w:eastAsia="Times New Roman" w:cs="Times New Roman" w:ascii="Times New Roman" w:hAnsi="Times New Roman"/>
+            <w:tcW w:w="0" w:type="auto"/>
+            <w:vAlign w:val="center"/>
+            <w:hideMark/>
+          </w:tcPr>
+          <w:p>
+            <w:pPr>
+              <w:spacing w:after="0" w:line="240" w:lineRule="auto"/>
+              <w:rPr>
+                <w:rFonts w:ascii="Times New Roman" w:eastAsia="Times New Roman" w:hAnsi="Times New Roman" w:cs="Times New Roman"/>
+                <w:sz w:val="24"/>
+                <w:szCs w:val="24"/>
+              </w:rPr>
+            </w:pPr>
+            <w:r>
+              <w:rPr>
+                <w:rFonts w:ascii="Times New Roman" w:eastAsia="Times New Roman" w:hAnsi="Times New Roman" w:cs="Times New Roman"/>
                 <w:sz w:val="24"/>
                 <w:szCs w:val="24"/>
               </w:rPr>
@@ -850,23 +704,22 @@
         </w:tc>
         <w:tc>
           <w:tcPr>
-            <w:tcW w:w="1487" w:type="dxa"/>
-            <w:tcBorders/>
-            <w:vAlign w:val="center"/>
-          </w:tcPr>
-          <w:p>
-            <w:pPr>
-              <w:pStyle w:val="Normal"/>
-              <w:spacing w:lineRule="auto" w:line="240" w:before="0" w:after="0"/>
-              <w:rPr>
-                <w:rFonts w:ascii="Times New Roman" w:hAnsi="Times New Roman" w:eastAsia="Times New Roman" w:cs="Times New Roman"/>
-                <w:sz w:val="24"/>
-                <w:szCs w:val="24"/>
-              </w:rPr>
-            </w:pPr>
-            <w:r>
-              <w:rPr>
-                <w:rFonts w:eastAsia="Times New Roman" w:cs="Times New Roman" w:ascii="Times New Roman" w:hAnsi="Times New Roman"/>
+            <w:tcW w:w="0" w:type="auto"/>
+            <w:vAlign w:val="center"/>
+            <w:hideMark/>
+          </w:tcPr>
+          <w:p>
+            <w:pPr>
+              <w:spacing w:after="0" w:line="240" w:lineRule="auto"/>
+              <w:rPr>
+                <w:rFonts w:ascii="Times New Roman" w:eastAsia="Times New Roman" w:hAnsi="Times New Roman" w:cs="Times New Roman"/>
+                <w:sz w:val="24"/>
+                <w:szCs w:val="24"/>
+              </w:rPr>
+            </w:pPr>
+            <w:r>
+              <w:rPr>
+                <w:rFonts w:ascii="Times New Roman" w:eastAsia="Times New Roman" w:hAnsi="Times New Roman" w:cs="Times New Roman"/>
                 <w:sz w:val="24"/>
                 <w:szCs w:val="24"/>
               </w:rPr>
@@ -876,23 +729,22 @@
         </w:tc>
         <w:tc>
           <w:tcPr>
-            <w:tcW w:w="1753" w:type="dxa"/>
-            <w:tcBorders/>
-            <w:vAlign w:val="center"/>
-          </w:tcPr>
-          <w:p>
-            <w:pPr>
-              <w:pStyle w:val="Normal"/>
-              <w:spacing w:lineRule="auto" w:line="240" w:before="0" w:after="0"/>
-              <w:rPr>
-                <w:rFonts w:ascii="Times New Roman" w:hAnsi="Times New Roman" w:eastAsia="Times New Roman" w:cs="Times New Roman"/>
-                <w:sz w:val="24"/>
-                <w:szCs w:val="24"/>
-              </w:rPr>
-            </w:pPr>
-            <w:r>
-              <w:rPr>
-                <w:rFonts w:eastAsia="Times New Roman" w:cs="Times New Roman" w:ascii="Times New Roman" w:hAnsi="Times New Roman"/>
+            <w:tcW w:w="0" w:type="auto"/>
+            <w:vAlign w:val="center"/>
+            <w:hideMark/>
+          </w:tcPr>
+          <w:p>
+            <w:pPr>
+              <w:spacing w:after="0" w:line="240" w:lineRule="auto"/>
+              <w:rPr>
+                <w:rFonts w:ascii="Times New Roman" w:eastAsia="Times New Roman" w:hAnsi="Times New Roman" w:cs="Times New Roman"/>
+                <w:sz w:val="24"/>
+                <w:szCs w:val="24"/>
+              </w:rPr>
+            </w:pPr>
+            <w:r>
+              <w:rPr>
+                <w:rFonts w:ascii="Times New Roman" w:eastAsia="Times New Roman" w:hAnsi="Times New Roman" w:cs="Times New Roman"/>
                 <w:sz w:val="24"/>
                 <w:szCs w:val="24"/>
               </w:rPr>
@@ -902,23 +754,22 @@
         </w:tc>
         <w:tc>
           <w:tcPr>
-            <w:tcW w:w="1942" w:type="dxa"/>
-            <w:tcBorders/>
-            <w:vAlign w:val="center"/>
-          </w:tcPr>
-          <w:p>
-            <w:pPr>
-              <w:pStyle w:val="Normal"/>
-              <w:spacing w:lineRule="auto" w:line="240" w:before="0" w:after="0"/>
-              <w:rPr>
-                <w:rFonts w:ascii="Times New Roman" w:hAnsi="Times New Roman" w:eastAsia="Times New Roman" w:cs="Times New Roman"/>
-                <w:sz w:val="24"/>
-                <w:szCs w:val="24"/>
-              </w:rPr>
-            </w:pPr>
-            <w:r>
-              <w:rPr>
-                <w:rFonts w:eastAsia="Times New Roman" w:cs="Times New Roman" w:ascii="Times New Roman" w:hAnsi="Times New Roman"/>
+            <w:tcW w:w="0" w:type="auto"/>
+            <w:vAlign w:val="center"/>
+            <w:hideMark/>
+          </w:tcPr>
+          <w:p>
+            <w:pPr>
+              <w:spacing w:after="0" w:line="240" w:lineRule="auto"/>
+              <w:rPr>
+                <w:rFonts w:ascii="Times New Roman" w:eastAsia="Times New Roman" w:hAnsi="Times New Roman" w:cs="Times New Roman"/>
+                <w:sz w:val="24"/>
+                <w:szCs w:val="24"/>
+              </w:rPr>
+            </w:pPr>
+            <w:r>
+              <w:rPr>
+                <w:rFonts w:ascii="Times New Roman" w:eastAsia="Times New Roman" w:hAnsi="Times New Roman" w:cs="Times New Roman"/>
                 <w:sz w:val="24"/>
                 <w:szCs w:val="24"/>
               </w:rPr>
@@ -928,23 +779,22 @@
         </w:tc>
         <w:tc>
           <w:tcPr>
-            <w:tcW w:w="1449" w:type="dxa"/>
-            <w:tcBorders/>
-            <w:vAlign w:val="center"/>
-          </w:tcPr>
-          <w:p>
-            <w:pPr>
-              <w:pStyle w:val="Normal"/>
-              <w:spacing w:lineRule="auto" w:line="240" w:before="0" w:after="0"/>
-              <w:rPr>
-                <w:rFonts w:ascii="Times New Roman" w:hAnsi="Times New Roman" w:eastAsia="Times New Roman" w:cs="Times New Roman"/>
-                <w:sz w:val="24"/>
-                <w:szCs w:val="24"/>
-              </w:rPr>
-            </w:pPr>
-            <w:r>
-              <w:rPr>
-                <w:rFonts w:eastAsia="Times New Roman" w:cs="Times New Roman" w:ascii="Times New Roman" w:hAnsi="Times New Roman"/>
+            <w:tcW w:w="0" w:type="auto"/>
+            <w:vAlign w:val="center"/>
+            <w:hideMark/>
+          </w:tcPr>
+          <w:p>
+            <w:pPr>
+              <w:spacing w:after="0" w:line="240" w:lineRule="auto"/>
+              <w:rPr>
+                <w:rFonts w:ascii="Times New Roman" w:eastAsia="Times New Roman" w:hAnsi="Times New Roman" w:cs="Times New Roman"/>
+                <w:sz w:val="24"/>
+                <w:szCs w:val="24"/>
+              </w:rPr>
+            </w:pPr>
+            <w:r>
+              <w:rPr>
+                <w:rFonts w:ascii="Times New Roman" w:eastAsia="Times New Roman" w:hAnsi="Times New Roman" w:cs="Times New Roman"/>
                 <w:sz w:val="24"/>
                 <w:szCs w:val="24"/>
               </w:rPr>
@@ -954,26 +804,27 @@
         </w:tc>
       </w:tr>
       <w:tr>
-        <w:trPr/>
-        <w:tc>
-          <w:tcPr>
-            <w:tcW w:w="1216" w:type="dxa"/>
-            <w:tcBorders/>
-            <w:vAlign w:val="center"/>
-          </w:tcPr>
-          <w:p>
-            <w:pPr>
-              <w:pStyle w:val="Normal"/>
-              <w:spacing w:lineRule="auto" w:line="240" w:before="0" w:after="0"/>
-              <w:rPr>
-                <w:rFonts w:ascii="Times New Roman" w:hAnsi="Times New Roman" w:eastAsia="Times New Roman" w:cs="Times New Roman"/>
-                <w:sz w:val="24"/>
-                <w:szCs w:val="24"/>
-              </w:rPr>
-            </w:pPr>
-            <w:r>
-              <w:rPr>
-                <w:rFonts w:eastAsia="Times New Roman" w:cs="Times New Roman" w:ascii="Times New Roman" w:hAnsi="Times New Roman"/>
+        <w:trPr>
+          <w:tblCellSpacing w:w="15" w:type="dxa"/>
+        </w:trPr>
+        <w:tc>
+          <w:tcPr>
+            <w:tcW w:w="0" w:type="auto"/>
+            <w:vAlign w:val="center"/>
+            <w:hideMark/>
+          </w:tcPr>
+          <w:p>
+            <w:pPr>
+              <w:spacing w:after="0" w:line="240" w:lineRule="auto"/>
+              <w:rPr>
+                <w:rFonts w:ascii="Times New Roman" w:eastAsia="Times New Roman" w:hAnsi="Times New Roman" w:cs="Times New Roman"/>
+                <w:sz w:val="24"/>
+                <w:szCs w:val="24"/>
+              </w:rPr>
+            </w:pPr>
+            <w:r>
+              <w:rPr>
+                <w:rFonts w:ascii="Times New Roman" w:eastAsia="Times New Roman" w:hAnsi="Times New Roman" w:cs="Times New Roman"/>
                 <w:b/>
                 <w:bCs/>
                 <w:sz w:val="24"/>
@@ -985,23 +836,22 @@
         </w:tc>
         <w:tc>
           <w:tcPr>
-            <w:tcW w:w="1513" w:type="dxa"/>
-            <w:tcBorders/>
-            <w:vAlign w:val="center"/>
-          </w:tcPr>
-          <w:p>
-            <w:pPr>
-              <w:pStyle w:val="Normal"/>
-              <w:spacing w:lineRule="auto" w:line="240" w:before="0" w:after="0"/>
-              <w:rPr>
-                <w:rFonts w:ascii="Times New Roman" w:hAnsi="Times New Roman" w:eastAsia="Times New Roman" w:cs="Times New Roman"/>
-                <w:sz w:val="24"/>
-                <w:szCs w:val="24"/>
-              </w:rPr>
-            </w:pPr>
-            <w:r>
-              <w:rPr>
-                <w:rFonts w:eastAsia="Times New Roman" w:cs="Times New Roman" w:ascii="Times New Roman" w:hAnsi="Times New Roman"/>
+            <w:tcW w:w="0" w:type="auto"/>
+            <w:vAlign w:val="center"/>
+            <w:hideMark/>
+          </w:tcPr>
+          <w:p>
+            <w:pPr>
+              <w:spacing w:after="0" w:line="240" w:lineRule="auto"/>
+              <w:rPr>
+                <w:rFonts w:ascii="Times New Roman" w:eastAsia="Times New Roman" w:hAnsi="Times New Roman" w:cs="Times New Roman"/>
+                <w:sz w:val="24"/>
+                <w:szCs w:val="24"/>
+              </w:rPr>
+            </w:pPr>
+            <w:r>
+              <w:rPr>
+                <w:rFonts w:ascii="Times New Roman" w:eastAsia="Times New Roman" w:hAnsi="Times New Roman" w:cs="Times New Roman"/>
                 <w:sz w:val="24"/>
                 <w:szCs w:val="24"/>
               </w:rPr>
@@ -1011,158 +861,194 @@
         </w:tc>
         <w:tc>
           <w:tcPr>
-            <w:tcW w:w="1487" w:type="dxa"/>
-            <w:tcBorders/>
-            <w:vAlign w:val="center"/>
-          </w:tcPr>
-          <w:p>
-            <w:pPr>
-              <w:pStyle w:val="Normal"/>
-              <w:spacing w:lineRule="auto" w:line="240" w:before="0" w:after="0"/>
-              <w:rPr>
-                <w:rFonts w:ascii="Times New Roman" w:hAnsi="Times New Roman" w:eastAsia="Times New Roman" w:cs="Times New Roman"/>
-                <w:sz w:val="24"/>
-                <w:szCs w:val="24"/>
-              </w:rPr>
-            </w:pPr>
-            <w:r>
-              <w:rPr>
-                <w:rFonts w:eastAsia="Times New Roman" w:cs="Times New Roman" w:ascii="Times New Roman" w:hAnsi="Times New Roman"/>
-                <w:sz w:val="24"/>
-                <w:szCs w:val="24"/>
-              </w:rPr>
-              <w:t>Frequently update product stock levels</w:t>
-            </w:r>
-          </w:p>
-        </w:tc>
-        <w:tc>
-          <w:tcPr>
-            <w:tcW w:w="1753" w:type="dxa"/>
-            <w:tcBorders/>
-            <w:vAlign w:val="center"/>
-          </w:tcPr>
-          <w:p>
-            <w:pPr>
-              <w:pStyle w:val="Normal"/>
-              <w:spacing w:lineRule="auto" w:line="240" w:before="0" w:after="0"/>
-              <w:rPr>
-                <w:rFonts w:ascii="Times New Roman" w:hAnsi="Times New Roman" w:eastAsia="Times New Roman" w:cs="Times New Roman"/>
-                <w:sz w:val="24"/>
-                <w:szCs w:val="24"/>
-              </w:rPr>
-            </w:pPr>
-            <w:r>
-              <w:rPr>
-                <w:rFonts w:eastAsia="Times New Roman" w:cs="Times New Roman" w:ascii="Times New Roman" w:hAnsi="Times New Roman"/>
-                <w:sz w:val="24"/>
-                <w:szCs w:val="24"/>
-              </w:rPr>
-              <w:t>There is no simple real-time CRUD-based system</w:t>
-            </w:r>
-          </w:p>
-        </w:tc>
-        <w:tc>
-          <w:tcPr>
-            <w:tcW w:w="1942" w:type="dxa"/>
-            <w:tcBorders/>
-            <w:vAlign w:val="center"/>
-          </w:tcPr>
-          <w:p>
-            <w:pPr>
-              <w:pStyle w:val="Normal"/>
-              <w:spacing w:lineRule="auto" w:line="240" w:before="0" w:after="0"/>
-              <w:rPr>
-                <w:rFonts w:ascii="Times New Roman" w:hAnsi="Times New Roman" w:eastAsia="Times New Roman" w:cs="Times New Roman"/>
-                <w:sz w:val="24"/>
-                <w:szCs w:val="24"/>
-              </w:rPr>
-            </w:pPr>
-            <w:r>
-              <w:rPr>
-                <w:rFonts w:eastAsia="Times New Roman" w:cs="Times New Roman" w:ascii="Times New Roman" w:hAnsi="Times New Roman"/>
-                <w:sz w:val="24"/>
-                <w:szCs w:val="24"/>
-              </w:rPr>
-              <w:t>I want a quick and responsive web application to manage inventory anytime</w:t>
-            </w:r>
-          </w:p>
-        </w:tc>
-        <w:tc>
-          <w:tcPr>
-            <w:tcW w:w="1449" w:type="dxa"/>
-            <w:tcBorders/>
-            <w:vAlign w:val="center"/>
-          </w:tcPr>
-          <w:p>
-            <w:pPr>
-              <w:pStyle w:val="Normal"/>
-              <w:spacing w:lineRule="auto" w:line="240" w:before="0" w:after="0"/>
-              <w:rPr>
-                <w:rFonts w:ascii="Times New Roman" w:hAnsi="Times New Roman" w:eastAsia="Times New Roman" w:cs="Times New Roman"/>
-                <w:sz w:val="24"/>
-                <w:szCs w:val="24"/>
-              </w:rPr>
-            </w:pPr>
-            <w:r>
-              <w:rPr>
-                <w:rFonts w:eastAsia="Times New Roman" w:cs="Times New Roman" w:ascii="Times New Roman" w:hAnsi="Times New Roman"/>
-                <w:sz w:val="24"/>
-                <w:szCs w:val="24"/>
-              </w:rPr>
-              <w:t>Nervous when stock data becomes inaccurate</w:t>
+            <w:tcW w:w="0" w:type="auto"/>
+            <w:vAlign w:val="center"/>
+            <w:hideMark/>
+          </w:tcPr>
+          <w:p>
+            <w:pPr>
+              <w:spacing w:after="0" w:line="240" w:lineRule="auto"/>
+              <w:rPr>
+                <w:rFonts w:ascii="Times New Roman" w:eastAsia="Times New Roman" w:hAnsi="Times New Roman" w:cs="Times New Roman"/>
+                <w:sz w:val="24"/>
+                <w:szCs w:val="24"/>
+              </w:rPr>
+            </w:pPr>
+            <w:r>
+              <w:rPr>
+                <w:rFonts w:ascii="Times New Roman" w:eastAsia="Times New Roman" w:hAnsi="Times New Roman" w:cs="Times New Roman"/>
+                <w:sz w:val="24"/>
+                <w:szCs w:val="24"/>
+              </w:rPr>
+              <w:t xml:space="preserve">Frequently update </w:t>
+            </w:r>
+            <w:r>
+              <w:rPr>
+                <w:rFonts w:ascii="Times New Roman" w:eastAsia="Times New Roman" w:hAnsi="Times New Roman" w:cs="Times New Roman"/>
+                <w:sz w:val="24"/>
+                <w:szCs w:val="24"/>
+              </w:rPr>
+              <w:lastRenderedPageBreak/>
+              <w:t>product stock levels</w:t>
+            </w:r>
+          </w:p>
+        </w:tc>
+        <w:tc>
+          <w:tcPr>
+            <w:tcW w:w="0" w:type="auto"/>
+            <w:vAlign w:val="center"/>
+            <w:hideMark/>
+          </w:tcPr>
+          <w:p>
+            <w:pPr>
+              <w:spacing w:after="0" w:line="240" w:lineRule="auto"/>
+              <w:rPr>
+                <w:rFonts w:ascii="Times New Roman" w:eastAsia="Times New Roman" w:hAnsi="Times New Roman" w:cs="Times New Roman"/>
+                <w:sz w:val="24"/>
+                <w:szCs w:val="24"/>
+              </w:rPr>
+            </w:pPr>
+            <w:r>
+              <w:rPr>
+                <w:rFonts w:ascii="Times New Roman" w:eastAsia="Times New Roman" w:hAnsi="Times New Roman" w:cs="Times New Roman"/>
+                <w:sz w:val="24"/>
+                <w:szCs w:val="24"/>
+              </w:rPr>
+              <w:lastRenderedPageBreak/>
+              <w:t xml:space="preserve">There is no simple real-time </w:t>
+            </w:r>
+            <w:r>
+              <w:rPr>
+                <w:rFonts w:ascii="Times New Roman" w:eastAsia="Times New Roman" w:hAnsi="Times New Roman" w:cs="Times New Roman"/>
+                <w:sz w:val="24"/>
+                <w:szCs w:val="24"/>
+              </w:rPr>
+              <w:lastRenderedPageBreak/>
+              <w:t>CRUD-based system</w:t>
+            </w:r>
+          </w:p>
+        </w:tc>
+        <w:tc>
+          <w:tcPr>
+            <w:tcW w:w="0" w:type="auto"/>
+            <w:vAlign w:val="center"/>
+            <w:hideMark/>
+          </w:tcPr>
+          <w:p>
+            <w:pPr>
+              <w:spacing w:after="0" w:line="240" w:lineRule="auto"/>
+              <w:rPr>
+                <w:rFonts w:ascii="Times New Roman" w:eastAsia="Times New Roman" w:hAnsi="Times New Roman" w:cs="Times New Roman"/>
+                <w:sz w:val="24"/>
+                <w:szCs w:val="24"/>
+              </w:rPr>
+            </w:pPr>
+            <w:r>
+              <w:rPr>
+                <w:rFonts w:ascii="Times New Roman" w:eastAsia="Times New Roman" w:hAnsi="Times New Roman" w:cs="Times New Roman"/>
+                <w:sz w:val="24"/>
+                <w:szCs w:val="24"/>
+              </w:rPr>
+              <w:lastRenderedPageBreak/>
+              <w:t xml:space="preserve">I want a quick and responsive web application to </w:t>
+            </w:r>
+            <w:r>
+              <w:rPr>
+                <w:rFonts w:ascii="Times New Roman" w:eastAsia="Times New Roman" w:hAnsi="Times New Roman" w:cs="Times New Roman"/>
+                <w:sz w:val="24"/>
+                <w:szCs w:val="24"/>
+              </w:rPr>
+              <w:lastRenderedPageBreak/>
+              <w:t>manage inventory anytime</w:t>
+            </w:r>
+          </w:p>
+        </w:tc>
+        <w:tc>
+          <w:tcPr>
+            <w:tcW w:w="0" w:type="auto"/>
+            <w:vAlign w:val="center"/>
+            <w:hideMark/>
+          </w:tcPr>
+          <w:p>
+            <w:pPr>
+              <w:spacing w:after="0" w:line="240" w:lineRule="auto"/>
+              <w:rPr>
+                <w:rFonts w:ascii="Times New Roman" w:eastAsia="Times New Roman" w:hAnsi="Times New Roman" w:cs="Times New Roman"/>
+                <w:sz w:val="24"/>
+                <w:szCs w:val="24"/>
+              </w:rPr>
+            </w:pPr>
+            <w:r>
+              <w:rPr>
+                <w:rFonts w:ascii="Times New Roman" w:eastAsia="Times New Roman" w:hAnsi="Times New Roman" w:cs="Times New Roman"/>
+                <w:sz w:val="24"/>
+                <w:szCs w:val="24"/>
+              </w:rPr>
+              <w:lastRenderedPageBreak/>
+              <w:t xml:space="preserve">Nervous when stock </w:t>
+            </w:r>
+            <w:r>
+              <w:rPr>
+                <w:rFonts w:ascii="Times New Roman" w:eastAsia="Times New Roman" w:hAnsi="Times New Roman" w:cs="Times New Roman"/>
+                <w:sz w:val="24"/>
+                <w:szCs w:val="24"/>
+              </w:rPr>
+              <w:lastRenderedPageBreak/>
+              <w:t>data becomes inaccurate</w:t>
             </w:r>
           </w:p>
         </w:tc>
       </w:tr>
       <w:tr>
-        <w:trPr/>
-        <w:tc>
-          <w:tcPr>
-            <w:tcW w:w="1216" w:type="dxa"/>
-            <w:tcBorders/>
-            <w:vAlign w:val="center"/>
-          </w:tcPr>
-          <w:p>
-            <w:pPr>
-              <w:pStyle w:val="Normal"/>
-              <w:spacing w:lineRule="auto" w:line="240" w:before="0" w:after="0"/>
-              <w:rPr>
-                <w:rFonts w:ascii="Times New Roman" w:hAnsi="Times New Roman" w:eastAsia="Times New Roman" w:cs="Times New Roman"/>
-                <w:sz w:val="24"/>
-                <w:szCs w:val="24"/>
-              </w:rPr>
-            </w:pPr>
-            <w:r>
-              <w:rPr>
-                <w:rFonts w:eastAsia="Times New Roman" w:cs="Times New Roman" w:ascii="Times New Roman" w:hAnsi="Times New Roman"/>
+        <w:trPr>
+          <w:tblCellSpacing w:w="15" w:type="dxa"/>
+        </w:trPr>
+        <w:tc>
+          <w:tcPr>
+            <w:tcW w:w="0" w:type="auto"/>
+            <w:vAlign w:val="center"/>
+            <w:hideMark/>
+          </w:tcPr>
+          <w:p>
+            <w:pPr>
+              <w:spacing w:after="0" w:line="240" w:lineRule="auto"/>
+              <w:rPr>
+                <w:rFonts w:ascii="Times New Roman" w:eastAsia="Times New Roman" w:hAnsi="Times New Roman" w:cs="Times New Roman"/>
+                <w:sz w:val="24"/>
+                <w:szCs w:val="24"/>
+              </w:rPr>
+            </w:pPr>
+            <w:r>
+              <w:rPr>
+                <w:rFonts w:ascii="Times New Roman" w:eastAsia="Times New Roman" w:hAnsi="Times New Roman" w:cs="Times New Roman"/>
                 <w:b/>
                 <w:bCs/>
                 <w:sz w:val="24"/>
                 <w:szCs w:val="24"/>
               </w:rPr>
+              <w:lastRenderedPageBreak/>
               <w:t>PS-4</w:t>
             </w:r>
           </w:p>
         </w:tc>
         <w:tc>
           <w:tcPr>
-            <w:tcW w:w="1513" w:type="dxa"/>
-            <w:tcBorders/>
-            <w:vAlign w:val="center"/>
-          </w:tcPr>
-          <w:p>
-            <w:pPr>
-              <w:pStyle w:val="Normal"/>
-              <w:spacing w:lineRule="auto" w:line="240" w:before="0" w:after="0"/>
-              <w:rPr>
-                <w:rFonts w:ascii="Times New Roman" w:hAnsi="Times New Roman" w:eastAsia="Times New Roman" w:cs="Times New Roman"/>
-                <w:sz w:val="24"/>
-                <w:szCs w:val="24"/>
-              </w:rPr>
-            </w:pPr>
-            <w:r>
-              <w:rPr>
-                <w:rFonts w:eastAsia="Times New Roman" w:cs="Times New Roman" w:ascii="Times New Roman" w:hAnsi="Times New Roman"/>
+            <w:tcW w:w="0" w:type="auto"/>
+            <w:vAlign w:val="center"/>
+            <w:hideMark/>
+          </w:tcPr>
+          <w:p>
+            <w:pPr>
+              <w:spacing w:after="0" w:line="240" w:lineRule="auto"/>
+              <w:rPr>
+                <w:rFonts w:ascii="Times New Roman" w:eastAsia="Times New Roman" w:hAnsi="Times New Roman" w:cs="Times New Roman"/>
+                <w:sz w:val="24"/>
+                <w:szCs w:val="24"/>
+              </w:rPr>
+            </w:pPr>
+            <w:r>
+              <w:rPr>
+                <w:rFonts w:ascii="Times New Roman" w:eastAsia="Times New Roman" w:hAnsi="Times New Roman" w:cs="Times New Roman"/>
                 <w:sz w:val="24"/>
                 <w:szCs w:val="24"/>
               </w:rPr>
@@ -1172,23 +1058,22 @@
         </w:tc>
         <w:tc>
           <w:tcPr>
-            <w:tcW w:w="1487" w:type="dxa"/>
-            <w:tcBorders/>
-            <w:vAlign w:val="center"/>
-          </w:tcPr>
-          <w:p>
-            <w:pPr>
-              <w:pStyle w:val="Normal"/>
-              <w:spacing w:lineRule="auto" w:line="240" w:before="0" w:after="0"/>
-              <w:rPr>
-                <w:rFonts w:ascii="Times New Roman" w:hAnsi="Times New Roman" w:eastAsia="Times New Roman" w:cs="Times New Roman"/>
-                <w:sz w:val="24"/>
-                <w:szCs w:val="24"/>
-              </w:rPr>
-            </w:pPr>
-            <w:r>
-              <w:rPr>
-                <w:rFonts w:eastAsia="Times New Roman" w:cs="Times New Roman" w:ascii="Times New Roman" w:hAnsi="Times New Roman"/>
+            <w:tcW w:w="0" w:type="auto"/>
+            <w:vAlign w:val="center"/>
+            <w:hideMark/>
+          </w:tcPr>
+          <w:p>
+            <w:pPr>
+              <w:spacing w:after="0" w:line="240" w:lineRule="auto"/>
+              <w:rPr>
+                <w:rFonts w:ascii="Times New Roman" w:eastAsia="Times New Roman" w:hAnsi="Times New Roman" w:cs="Times New Roman"/>
+                <w:sz w:val="24"/>
+                <w:szCs w:val="24"/>
+              </w:rPr>
+            </w:pPr>
+            <w:r>
+              <w:rPr>
+                <w:rFonts w:ascii="Times New Roman" w:eastAsia="Times New Roman" w:hAnsi="Times New Roman" w:cs="Times New Roman"/>
                 <w:sz w:val="24"/>
                 <w:szCs w:val="24"/>
               </w:rPr>
@@ -1198,23 +1083,22 @@
         </w:tc>
         <w:tc>
           <w:tcPr>
-            <w:tcW w:w="1753" w:type="dxa"/>
-            <w:tcBorders/>
-            <w:vAlign w:val="center"/>
-          </w:tcPr>
-          <w:p>
-            <w:pPr>
-              <w:pStyle w:val="Normal"/>
-              <w:spacing w:lineRule="auto" w:line="240" w:before="0" w:after="0"/>
-              <w:rPr>
-                <w:rFonts w:ascii="Times New Roman" w:hAnsi="Times New Roman" w:eastAsia="Times New Roman" w:cs="Times New Roman"/>
-                <w:sz w:val="24"/>
-                <w:szCs w:val="24"/>
-              </w:rPr>
-            </w:pPr>
-            <w:r>
-              <w:rPr>
-                <w:rFonts w:eastAsia="Times New Roman" w:cs="Times New Roman" w:ascii="Times New Roman" w:hAnsi="Times New Roman"/>
+            <w:tcW w:w="0" w:type="auto"/>
+            <w:vAlign w:val="center"/>
+            <w:hideMark/>
+          </w:tcPr>
+          <w:p>
+            <w:pPr>
+              <w:spacing w:after="0" w:line="240" w:lineRule="auto"/>
+              <w:rPr>
+                <w:rFonts w:ascii="Times New Roman" w:eastAsia="Times New Roman" w:hAnsi="Times New Roman" w:cs="Times New Roman"/>
+                <w:sz w:val="24"/>
+                <w:szCs w:val="24"/>
+              </w:rPr>
+            </w:pPr>
+            <w:r>
+              <w:rPr>
+                <w:rFonts w:ascii="Times New Roman" w:eastAsia="Times New Roman" w:hAnsi="Times New Roman" w:cs="Times New Roman"/>
                 <w:sz w:val="24"/>
                 <w:szCs w:val="24"/>
               </w:rPr>
@@ -1224,23 +1108,22 @@
         </w:tc>
         <w:tc>
           <w:tcPr>
-            <w:tcW w:w="1942" w:type="dxa"/>
-            <w:tcBorders/>
-            <w:vAlign w:val="center"/>
-          </w:tcPr>
-          <w:p>
-            <w:pPr>
-              <w:pStyle w:val="Normal"/>
-              <w:spacing w:lineRule="auto" w:line="240" w:before="0" w:after="0"/>
-              <w:rPr>
-                <w:rFonts w:ascii="Times New Roman" w:hAnsi="Times New Roman" w:eastAsia="Times New Roman" w:cs="Times New Roman"/>
-                <w:sz w:val="24"/>
-                <w:szCs w:val="24"/>
-              </w:rPr>
-            </w:pPr>
-            <w:r>
-              <w:rPr>
-                <w:rFonts w:eastAsia="Times New Roman" w:cs="Times New Roman" w:ascii="Times New Roman" w:hAnsi="Times New Roman"/>
+            <w:tcW w:w="0" w:type="auto"/>
+            <w:vAlign w:val="center"/>
+            <w:hideMark/>
+          </w:tcPr>
+          <w:p>
+            <w:pPr>
+              <w:spacing w:after="0" w:line="240" w:lineRule="auto"/>
+              <w:rPr>
+                <w:rFonts w:ascii="Times New Roman" w:eastAsia="Times New Roman" w:hAnsi="Times New Roman" w:cs="Times New Roman"/>
+                <w:sz w:val="24"/>
+                <w:szCs w:val="24"/>
+              </w:rPr>
+            </w:pPr>
+            <w:r>
+              <w:rPr>
+                <w:rFonts w:ascii="Times New Roman" w:eastAsia="Times New Roman" w:hAnsi="Times New Roman" w:cs="Times New Roman"/>
                 <w:sz w:val="24"/>
                 <w:szCs w:val="24"/>
               </w:rPr>
@@ -1250,23 +1133,22 @@
         </w:tc>
         <w:tc>
           <w:tcPr>
-            <w:tcW w:w="1449" w:type="dxa"/>
-            <w:tcBorders/>
-            <w:vAlign w:val="center"/>
-          </w:tcPr>
-          <w:p>
-            <w:pPr>
-              <w:pStyle w:val="Normal"/>
-              <w:spacing w:lineRule="auto" w:line="240" w:before="0" w:after="0"/>
-              <w:rPr>
-                <w:rFonts w:ascii="Times New Roman" w:hAnsi="Times New Roman" w:eastAsia="Times New Roman" w:cs="Times New Roman"/>
-                <w:sz w:val="24"/>
-                <w:szCs w:val="24"/>
-              </w:rPr>
-            </w:pPr>
-            <w:r>
-              <w:rPr>
-                <w:rFonts w:eastAsia="Times New Roman" w:cs="Times New Roman" w:ascii="Times New Roman" w:hAnsi="Times New Roman"/>
+            <w:tcW w:w="0" w:type="auto"/>
+            <w:vAlign w:val="center"/>
+            <w:hideMark/>
+          </w:tcPr>
+          <w:p>
+            <w:pPr>
+              <w:spacing w:after="0" w:line="240" w:lineRule="auto"/>
+              <w:rPr>
+                <w:rFonts w:ascii="Times New Roman" w:eastAsia="Times New Roman" w:hAnsi="Times New Roman" w:cs="Times New Roman"/>
+                <w:sz w:val="24"/>
+                <w:szCs w:val="24"/>
+              </w:rPr>
+            </w:pPr>
+            <w:r>
+              <w:rPr>
+                <w:rFonts w:ascii="Times New Roman" w:eastAsia="Times New Roman" w:hAnsi="Times New Roman" w:cs="Times New Roman"/>
                 <w:sz w:val="24"/>
                 <w:szCs w:val="24"/>
               </w:rPr>
@@ -1277,40 +1159,25 @@
       </w:tr>
     </w:tbl>
     <w:p>
-      <w:pPr>
-        <w:pStyle w:val="Normal"/>
-        <w:widowControl/>
-        <w:bidi w:val="0"/>
-        <w:spacing w:lineRule="auto" w:line="259" w:before="0" w:after="160"/>
-        <w:jc w:val="left"/>
-        <w:rPr/>
-      </w:pPr>
-      <w:r>
-        <w:rPr/>
-      </w:r>
       <w:bookmarkStart w:id="0" w:name="_GoBack"/>
-      <w:bookmarkStart w:id="1" w:name="_GoBack"/>
-      <w:bookmarkEnd w:id="1"/>
+      <w:bookmarkEnd w:id="0"/>
     </w:p>
     <w:sectPr>
-      <w:type w:val="nextPage"/>
       <w:pgSz w:w="12240" w:h="15840"/>
-      <w:pgMar w:left="1440" w:right="1440" w:gutter="0" w:header="0" w:top="1440" w:footer="0" w:bottom="1440"/>
-      <w:pgNumType w:fmt="decimal"/>
-      <w:formProt w:val="false"/>
-      <w:textDirection w:val="lrTb"/>
-      <w:docGrid w:type="default" w:linePitch="360" w:charSpace="0"/>
+      <w:pgMar w:top="1440" w:right="1440" w:bottom="1440" w:left="1440" w:header="720" w:footer="720" w:gutter="0"/>
+      <w:cols w:space="720"/>
+      <w:docGrid w:linePitch="360"/>
     </w:sectPr>
   </w:body>
 </w:document>
 </file>
 
 <file path=word/styles.xml><?xml version="1.0" encoding="utf-8"?>
-<w:styles xmlns:w="http://schemas.openxmlformats.org/wordprocessingml/2006/main" xmlns:w14="http://schemas.microsoft.com/office/word/2010/wordml" xmlns:mc="http://schemas.openxmlformats.org/markup-compatibility/2006" mc:Ignorable="w14">
+<w:styles xmlns:mc="http://schemas.openxmlformats.org/markup-compatibility/2006" xmlns:r="http://schemas.openxmlformats.org/officeDocument/2006/relationships" xmlns:w="http://schemas.openxmlformats.org/wordprocessingml/2006/main" xmlns:w14="http://schemas.microsoft.com/office/word/2010/wordml" xmlns:w15="http://schemas.microsoft.com/office/word/2012/wordml" xmlns:w16se="http://schemas.microsoft.com/office/word/2015/wordml/symex" mc:Ignorable="w14 w15 w16se">
   <w:docDefaults>
     <w:rPrDefault>
       <w:rPr>
-        <w:rFonts w:ascii="Calibri" w:hAnsi="Calibri" w:eastAsia="Calibri" w:cs="" w:asciiTheme="minorHAnsi" w:cstheme="minorBidi" w:eastAsiaTheme="minorHAnsi" w:hAnsiTheme="minorHAnsi"/>
+        <w:rFonts w:asciiTheme="minorHAnsi" w:eastAsiaTheme="minorHAnsi" w:hAnsiTheme="minorHAnsi" w:cstheme="minorBidi"/>
         <w:sz w:val="22"/>
         <w:szCs w:val="22"/>
         <w:lang w:val="en-US" w:eastAsia="en-US" w:bidi="ar-SA"/>
@@ -1318,21 +1185,21 @@
     </w:rPrDefault>
     <w:pPrDefault>
       <w:pPr>
-        <w:suppressAutoHyphens w:val="true"/>
+        <w:spacing w:after="160" w:line="259" w:lineRule="auto"/>
       </w:pPr>
     </w:pPrDefault>
   </w:docDefaults>
   <w:latentStyles w:defLockedState="0" w:defUIPriority="99" w:defSemiHidden="0" w:defUnhideWhenUsed="0" w:defQFormat="0" w:count="371">
     <w:lsdException w:name="Normal" w:uiPriority="0" w:qFormat="1"/>
     <w:lsdException w:name="heading 1" w:uiPriority="9" w:qFormat="1"/>
-    <w:lsdException w:name="heading 2" w:uiPriority="9" w:semiHidden="1" w:unhideWhenUsed="1" w:qFormat="1"/>
-    <w:lsdException w:name="heading 3" w:uiPriority="9" w:semiHidden="1" w:unhideWhenUsed="1" w:qFormat="1"/>
-    <w:lsdException w:name="heading 4" w:uiPriority="9" w:semiHidden="1" w:unhideWhenUsed="1" w:qFormat="1"/>
-    <w:lsdException w:name="heading 5" w:uiPriority="9" w:semiHidden="1" w:unhideWhenUsed="1" w:qFormat="1"/>
-    <w:lsdException w:name="heading 6" w:uiPriority="9" w:semiHidden="1" w:unhideWhenUsed="1" w:qFormat="1"/>
-    <w:lsdException w:name="heading 7" w:uiPriority="9" w:semiHidden="1" w:unhideWhenUsed="1" w:qFormat="1"/>
-    <w:lsdException w:name="heading 8" w:uiPriority="9" w:semiHidden="1" w:unhideWhenUsed="1" w:qFormat="1"/>
-    <w:lsdException w:name="heading 9" w:uiPriority="9" w:semiHidden="1" w:unhideWhenUsed="1" w:qFormat="1"/>
+    <w:lsdException w:name="heading 2" w:semiHidden="1" w:uiPriority="9" w:unhideWhenUsed="1" w:qFormat="1"/>
+    <w:lsdException w:name="heading 3" w:semiHidden="1" w:uiPriority="9" w:unhideWhenUsed="1" w:qFormat="1"/>
+    <w:lsdException w:name="heading 4" w:semiHidden="1" w:uiPriority="9" w:unhideWhenUsed="1" w:qFormat="1"/>
+    <w:lsdException w:name="heading 5" w:semiHidden="1" w:uiPriority="9" w:unhideWhenUsed="1" w:qFormat="1"/>
+    <w:lsdException w:name="heading 6" w:semiHidden="1" w:uiPriority="9" w:unhideWhenUsed="1" w:qFormat="1"/>
+    <w:lsdException w:name="heading 7" w:semiHidden="1" w:uiPriority="9" w:unhideWhenUsed="1" w:qFormat="1"/>
+    <w:lsdException w:name="heading 8" w:semiHidden="1" w:uiPriority="9" w:unhideWhenUsed="1" w:qFormat="1"/>
+    <w:lsdException w:name="heading 9" w:semiHidden="1" w:uiPriority="9" w:unhideWhenUsed="1" w:qFormat="1"/>
     <w:lsdException w:name="index 1" w:semiHidden="1" w:unhideWhenUsed="1"/>
     <w:lsdException w:name="index 2" w:semiHidden="1" w:unhideWhenUsed="1"/>
     <w:lsdException w:name="index 3" w:semiHidden="1" w:unhideWhenUsed="1"/>
@@ -1342,22 +1209,22 @@
     <w:lsdException w:name="index 7" w:semiHidden="1" w:unhideWhenUsed="1"/>
     <w:lsdException w:name="index 8" w:semiHidden="1" w:unhideWhenUsed="1"/>
     <w:lsdException w:name="index 9" w:semiHidden="1" w:unhideWhenUsed="1"/>
-    <w:lsdException w:name="toc 1" w:uiPriority="39" w:semiHidden="1" w:unhideWhenUsed="1"/>
-    <w:lsdException w:name="toc 2" w:uiPriority="39" w:semiHidden="1" w:unhideWhenUsed="1"/>
-    <w:lsdException w:name="toc 3" w:uiPriority="39" w:semiHidden="1" w:unhideWhenUsed="1"/>
-    <w:lsdException w:name="toc 4" w:uiPriority="39" w:semiHidden="1" w:unhideWhenUsed="1"/>
-    <w:lsdException w:name="toc 5" w:uiPriority="39" w:semiHidden="1" w:unhideWhenUsed="1"/>
-    <w:lsdException w:name="toc 6" w:uiPriority="39" w:semiHidden="1" w:unhideWhenUsed="1"/>
-    <w:lsdException w:name="toc 7" w:uiPriority="39" w:semiHidden="1" w:unhideWhenUsed="1"/>
-    <w:lsdException w:name="toc 8" w:uiPriority="39" w:semiHidden="1" w:unhideWhenUsed="1"/>
-    <w:lsdException w:name="toc 9" w:uiPriority="39" w:semiHidden="1" w:unhideWhenUsed="1"/>
+    <w:lsdException w:name="toc 1" w:semiHidden="1" w:uiPriority="39" w:unhideWhenUsed="1"/>
+    <w:lsdException w:name="toc 2" w:semiHidden="1" w:uiPriority="39" w:unhideWhenUsed="1"/>
+    <w:lsdException w:name="toc 3" w:semiHidden="1" w:uiPriority="39" w:unhideWhenUsed="1"/>
+    <w:lsdException w:name="toc 4" w:semiHidden="1" w:uiPriority="39" w:unhideWhenUsed="1"/>
+    <w:lsdException w:name="toc 5" w:semiHidden="1" w:uiPriority="39" w:unhideWhenUsed="1"/>
+    <w:lsdException w:name="toc 6" w:semiHidden="1" w:uiPriority="39" w:unhideWhenUsed="1"/>
+    <w:lsdException w:name="toc 7" w:semiHidden="1" w:uiPriority="39" w:unhideWhenUsed="1"/>
+    <w:lsdException w:name="toc 8" w:semiHidden="1" w:uiPriority="39" w:unhideWhenUsed="1"/>
+    <w:lsdException w:name="toc 9" w:semiHidden="1" w:uiPriority="39" w:unhideWhenUsed="1"/>
     <w:lsdException w:name="Normal Indent" w:semiHidden="1" w:unhideWhenUsed="1"/>
     <w:lsdException w:name="footnote text" w:semiHidden="1" w:unhideWhenUsed="1"/>
     <w:lsdException w:name="annotation text" w:semiHidden="1" w:unhideWhenUsed="1"/>
     <w:lsdException w:name="header" w:semiHidden="1" w:unhideWhenUsed="1"/>
     <w:lsdException w:name="footer" w:semiHidden="1" w:unhideWhenUsed="1"/>
     <w:lsdException w:name="index heading" w:semiHidden="1" w:unhideWhenUsed="1"/>
-    <w:lsdException w:name="caption" w:uiPriority="35" w:semiHidden="1" w:unhideWhenUsed="1" w:qFormat="1"/>
+    <w:lsdException w:name="caption" w:semiHidden="1" w:uiPriority="35" w:unhideWhenUsed="1" w:qFormat="1"/>
     <w:lsdException w:name="table of figures" w:semiHidden="1" w:unhideWhenUsed="1"/>
     <w:lsdException w:name="envelope address" w:semiHidden="1" w:unhideWhenUsed="1"/>
     <w:lsdException w:name="envelope return" w:semiHidden="1" w:unhideWhenUsed="1"/>
@@ -1388,7 +1255,7 @@
     <w:lsdException w:name="Title" w:uiPriority="10" w:qFormat="1"/>
     <w:lsdException w:name="Closing" w:semiHidden="1" w:unhideWhenUsed="1"/>
     <w:lsdException w:name="Signature" w:semiHidden="1" w:unhideWhenUsed="1"/>
-    <w:lsdException w:name="Default Paragraph Font" w:uiPriority="1" w:semiHidden="1" w:unhideWhenUsed="1"/>
+    <w:lsdException w:name="Default Paragraph Font" w:semiHidden="1" w:uiPriority="1" w:unhideWhenUsed="1"/>
     <w:lsdException w:name="Body Text" w:semiHidden="1" w:unhideWhenUsed="1"/>
     <w:lsdException w:name="Body Text Indent" w:semiHidden="1" w:unhideWhenUsed="1"/>
     <w:lsdException w:name="List Continue" w:semiHidden="1" w:unhideWhenUsed="1"/>
@@ -1588,8 +1455,8 @@
     <w:lsdException w:name="Subtle Reference" w:uiPriority="31" w:qFormat="1"/>
     <w:lsdException w:name="Intense Reference" w:uiPriority="32" w:qFormat="1"/>
     <w:lsdException w:name="Book Title" w:uiPriority="33" w:qFormat="1"/>
-    <w:lsdException w:name="Bibliography" w:uiPriority="37" w:semiHidden="1" w:unhideWhenUsed="1"/>
-    <w:lsdException w:name="TOC Heading" w:uiPriority="39" w:semiHidden="1" w:unhideWhenUsed="1" w:qFormat="1"/>
+    <w:lsdException w:name="Bibliography" w:semiHidden="1" w:uiPriority="37" w:unhideWhenUsed="1"/>
+    <w:lsdException w:name="TOC Heading" w:semiHidden="1" w:uiPriority="39" w:unhideWhenUsed="1" w:qFormat="1"/>
     <w:lsdException w:name="Plain Table 1" w:uiPriority="41"/>
     <w:lsdException w:name="Plain Table 2" w:uiPriority="42"/>
     <w:lsdException w:name="Plain Table 3" w:uiPriority="43"/>
@@ -1695,23 +1562,9 @@
     <w:lsdException w:name="List Table 6 Colorful Accent 6" w:uiPriority="51"/>
     <w:lsdException w:name="List Table 7 Colorful Accent 6" w:uiPriority="52"/>
   </w:latentStyles>
-  <w:style w:type="paragraph" w:styleId="Normal" w:default="1">
+  <w:style w:type="paragraph" w:default="1" w:styleId="Normal">
     <w:name w:val="Normal"/>
     <w:qFormat/>
-    <w:pPr>
-      <w:widowControl/>
-      <w:bidi w:val="0"/>
-      <w:spacing w:lineRule="auto" w:line="259" w:before="0" w:after="160"/>
-      <w:jc w:val="left"/>
-    </w:pPr>
-    <w:rPr>
-      <w:rFonts w:ascii="Calibri" w:hAnsi="Calibri" w:eastAsia="Calibri" w:cs="" w:asciiTheme="minorHAnsi" w:cstheme="minorBidi" w:eastAsiaTheme="minorHAnsi" w:hAnsiTheme="minorHAnsi"/>
-      <w:color w:val="auto"/>
-      <w:kern w:val="0"/>
-      <w:sz w:val="22"/>
-      <w:szCs w:val="22"/>
-      <w:lang w:val="en-US" w:eastAsia="en-US" w:bidi="ar-SA"/>
-    </w:rPr>
   </w:style>
   <w:style w:type="paragraph" w:styleId="Heading1">
     <w:name w:val="heading 1"/>
@@ -1719,16 +1572,16 @@
     <w:link w:val="Heading1Char"/>
     <w:uiPriority w:val="9"/>
     <w:qFormat/>
-    <w:rsid w:val="00880afd"/>
+    <w:rsid w:val="00880AFD"/>
     <w:pPr>
-      <w:spacing w:lineRule="auto" w:line="240" w:beforeAutospacing="1" w:afterAutospacing="1"/>
+      <w:spacing w:before="100" w:beforeAutospacing="1" w:after="100" w:afterAutospacing="1" w:line="240" w:lineRule="auto"/>
       <w:outlineLvl w:val="0"/>
     </w:pPr>
     <w:rPr>
-      <w:rFonts w:ascii="Times New Roman" w:hAnsi="Times New Roman" w:eastAsia="Times New Roman" w:cs="Times New Roman"/>
+      <w:rFonts w:ascii="Times New Roman" w:eastAsia="Times New Roman" w:hAnsi="Times New Roman" w:cs="Times New Roman"/>
       <w:b/>
       <w:bCs/>
-      <w:kern w:val="2"/>
+      <w:kern w:val="36"/>
       <w:sz w:val="48"/>
       <w:szCs w:val="48"/>
     </w:rPr>
@@ -1739,13 +1592,13 @@
     <w:link w:val="Heading2Char"/>
     <w:uiPriority w:val="9"/>
     <w:qFormat/>
-    <w:rsid w:val="00880afd"/>
+    <w:rsid w:val="00880AFD"/>
     <w:pPr>
-      <w:spacing w:lineRule="auto" w:line="240" w:beforeAutospacing="1" w:afterAutospacing="1"/>
+      <w:spacing w:before="100" w:beforeAutospacing="1" w:after="100" w:afterAutospacing="1" w:line="240" w:lineRule="auto"/>
       <w:outlineLvl w:val="1"/>
     </w:pPr>
     <w:rPr>
-      <w:rFonts w:ascii="Times New Roman" w:hAnsi="Times New Roman" w:eastAsia="Times New Roman" w:cs="Times New Roman"/>
+      <w:rFonts w:ascii="Times New Roman" w:eastAsia="Times New Roman" w:hAnsi="Times New Roman" w:cs="Times New Roman"/>
       <w:b/>
       <w:bCs/>
       <w:sz w:val="36"/>
@@ -1758,71 +1611,103 @@
     <w:link w:val="Heading3Char"/>
     <w:uiPriority w:val="9"/>
     <w:qFormat/>
-    <w:rsid w:val="00880afd"/>
+    <w:rsid w:val="00880AFD"/>
     <w:pPr>
-      <w:spacing w:lineRule="auto" w:line="240" w:beforeAutospacing="1" w:afterAutospacing="1"/>
+      <w:spacing w:before="100" w:beforeAutospacing="1" w:after="100" w:afterAutospacing="1" w:line="240" w:lineRule="auto"/>
       <w:outlineLvl w:val="2"/>
     </w:pPr>
     <w:rPr>
-      <w:rFonts w:ascii="Times New Roman" w:hAnsi="Times New Roman" w:eastAsia="Times New Roman" w:cs="Times New Roman"/>
+      <w:rFonts w:ascii="Times New Roman" w:eastAsia="Times New Roman" w:hAnsi="Times New Roman" w:cs="Times New Roman"/>
       <w:b/>
       <w:bCs/>
       <w:sz w:val="27"/>
       <w:szCs w:val="27"/>
     </w:rPr>
   </w:style>
-  <w:style w:type="character" w:styleId="DefaultParagraphFont" w:default="1">
+  <w:style w:type="character" w:default="1" w:styleId="DefaultParagraphFont">
     <w:name w:val="Default Paragraph Font"/>
     <w:uiPriority w:val="1"/>
     <w:semiHidden/>
     <w:unhideWhenUsed/>
-    <w:qFormat/>
-    <w:rPr/>
   </w:style>
-  <w:style w:type="character" w:styleId="Heading1Char" w:customStyle="1">
+  <w:style w:type="table" w:default="1" w:styleId="TableNormal">
+    <w:name w:val="Normal Table"/>
+    <w:uiPriority w:val="99"/>
+    <w:semiHidden/>
+    <w:unhideWhenUsed/>
+    <w:tblPr>
+      <w:tblInd w:w="0" w:type="dxa"/>
+      <w:tblCellMar>
+        <w:top w:w="0" w:type="dxa"/>
+        <w:left w:w="108" w:type="dxa"/>
+        <w:bottom w:w="0" w:type="dxa"/>
+        <w:right w:w="108" w:type="dxa"/>
+      </w:tblCellMar>
+    </w:tblPr>
+  </w:style>
+  <w:style w:type="numbering" w:default="1" w:styleId="NoList">
+    <w:name w:val="No List"/>
+    <w:uiPriority w:val="99"/>
+    <w:semiHidden/>
+    <w:unhideWhenUsed/>
+  </w:style>
+  <w:style w:type="character" w:customStyle="1" w:styleId="Heading1Char">
     <w:name w:val="Heading 1 Char"/>
     <w:basedOn w:val="DefaultParagraphFont"/>
     <w:link w:val="Heading1"/>
     <w:uiPriority w:val="9"/>
-    <w:qFormat/>
-    <w:rsid w:val="00880afd"/>
+    <w:rsid w:val="00880AFD"/>
     <w:rPr>
-      <w:rFonts w:ascii="Times New Roman" w:hAnsi="Times New Roman" w:eastAsia="Times New Roman" w:cs="Times New Roman"/>
+      <w:rFonts w:ascii="Times New Roman" w:eastAsia="Times New Roman" w:hAnsi="Times New Roman" w:cs="Times New Roman"/>
       <w:b/>
       <w:bCs/>
-      <w:kern w:val="2"/>
+      <w:kern w:val="36"/>
       <w:sz w:val="48"/>
       <w:szCs w:val="48"/>
     </w:rPr>
   </w:style>
-  <w:style w:type="character" w:styleId="Heading2Char" w:customStyle="1">
+  <w:style w:type="character" w:customStyle="1" w:styleId="Heading2Char">
     <w:name w:val="Heading 2 Char"/>
     <w:basedOn w:val="DefaultParagraphFont"/>
     <w:link w:val="Heading2"/>
     <w:uiPriority w:val="9"/>
-    <w:qFormat/>
-    <w:rsid w:val="00880afd"/>
+    <w:rsid w:val="00880AFD"/>
     <w:rPr>
-      <w:rFonts w:ascii="Times New Roman" w:hAnsi="Times New Roman" w:eastAsia="Times New Roman" w:cs="Times New Roman"/>
+      <w:rFonts w:ascii="Times New Roman" w:eastAsia="Times New Roman" w:hAnsi="Times New Roman" w:cs="Times New Roman"/>
       <w:b/>
       <w:bCs/>
       <w:sz w:val="36"/>
       <w:szCs w:val="36"/>
     </w:rPr>
   </w:style>
-  <w:style w:type="character" w:styleId="Heading3Char" w:customStyle="1">
+  <w:style w:type="character" w:customStyle="1" w:styleId="Heading3Char">
     <w:name w:val="Heading 3 Char"/>
     <w:basedOn w:val="DefaultParagraphFont"/>
     <w:link w:val="Heading3"/>
     <w:uiPriority w:val="9"/>
-    <w:qFormat/>
-    <w:rsid w:val="00880afd"/>
+    <w:rsid w:val="00880AFD"/>
     <w:rPr>
-      <w:rFonts w:ascii="Times New Roman" w:hAnsi="Times New Roman" w:eastAsia="Times New Roman" w:cs="Times New Roman"/>
+      <w:rFonts w:ascii="Times New Roman" w:eastAsia="Times New Roman" w:hAnsi="Times New Roman" w:cs="Times New Roman"/>
       <w:b/>
       <w:bCs/>
       <w:sz w:val="27"/>
       <w:szCs w:val="27"/>
+    </w:rPr>
+  </w:style>
+  <w:style w:type="paragraph" w:styleId="NormalWeb">
+    <w:name w:val="Normal (Web)"/>
+    <w:basedOn w:val="Normal"/>
+    <w:uiPriority w:val="99"/>
+    <w:semiHidden/>
+    <w:unhideWhenUsed/>
+    <w:rsid w:val="00880AFD"/>
+    <w:pPr>
+      <w:spacing w:before="100" w:beforeAutospacing="1" w:after="100" w:afterAutospacing="1" w:line="240" w:lineRule="auto"/>
+    </w:pPr>
+    <w:rPr>
+      <w:rFonts w:ascii="Times New Roman" w:eastAsia="Times New Roman" w:hAnsi="Times New Roman" w:cs="Times New Roman"/>
+      <w:sz w:val="24"/>
+      <w:szCs w:val="24"/>
     </w:rPr>
   </w:style>
   <w:style w:type="character" w:styleId="Strong">
@@ -1830,7 +1715,7 @@
     <w:basedOn w:val="DefaultParagraphFont"/>
     <w:uiPriority w:val="22"/>
     <w:qFormat/>
-    <w:rsid w:val="00880afd"/>
+    <w:rsid w:val="00880AFD"/>
     <w:rPr>
       <w:b/>
       <w:bCs/>
@@ -1842,203 +1727,171 @@
     <w:uiPriority w:val="99"/>
     <w:semiHidden/>
     <w:unhideWhenUsed/>
-    <w:rsid w:val="00880afd"/>
+    <w:rsid w:val="00880AFD"/>
     <w:rPr>
       <w:color w:val="0000FF"/>
       <w:u w:val="single"/>
     </w:rPr>
   </w:style>
-  <w:style w:type="paragraph" w:styleId="Heading">
-    <w:name w:val="Heading"/>
-    <w:basedOn w:val="Normal"/>
-    <w:next w:val="BodyText"/>
-    <w:qFormat/>
-    <w:pPr>
-      <w:keepNext w:val="true"/>
-      <w:spacing w:before="240" w:after="120"/>
-    </w:pPr>
-    <w:rPr>
-      <w:rFonts w:ascii="Liberation Sans" w:hAnsi="Liberation Sans" w:eastAsia="Microsoft YaHei" w:cs="Lucida Sans"/>
-      <w:sz w:val="28"/>
-      <w:szCs w:val="28"/>
-    </w:rPr>
-  </w:style>
-  <w:style w:type="paragraph" w:styleId="BodyText">
-    <w:name w:val="Body Text"/>
-    <w:basedOn w:val="Normal"/>
-    <w:pPr>
-      <w:spacing w:lineRule="auto" w:line="276" w:before="0" w:after="140"/>
-    </w:pPr>
-    <w:rPr/>
-  </w:style>
-  <w:style w:type="paragraph" w:styleId="List">
-    <w:name w:val="List"/>
-    <w:basedOn w:val="BodyText"/>
-    <w:pPr/>
-    <w:rPr>
-      <w:rFonts w:cs="Lucida Sans"/>
-    </w:rPr>
-  </w:style>
-  <w:style w:type="paragraph" w:styleId="Caption">
-    <w:name w:val="caption"/>
-    <w:basedOn w:val="Normal"/>
-    <w:qFormat/>
-    <w:pPr>
-      <w:suppressLineNumbers/>
-      <w:spacing w:before="120" w:after="120"/>
-    </w:pPr>
-    <w:rPr>
-      <w:rFonts w:cs="Lucida Sans"/>
-      <w:i/>
-      <w:iCs/>
-      <w:sz w:val="24"/>
-      <w:szCs w:val="24"/>
-    </w:rPr>
-  </w:style>
-  <w:style w:type="paragraph" w:styleId="Index">
-    <w:name w:val="Index"/>
-    <w:basedOn w:val="Normal"/>
-    <w:qFormat/>
-    <w:pPr>
-      <w:suppressLineNumbers/>
-    </w:pPr>
-    <w:rPr>
-      <w:rFonts w:cs="Lucida Sans"/>
-    </w:rPr>
-  </w:style>
-  <w:style w:type="paragraph" w:styleId="NormalWeb">
-    <w:name w:val="Normal (Web)"/>
-    <w:basedOn w:val="Normal"/>
-    <w:uiPriority w:val="99"/>
-    <w:semiHidden/>
-    <w:unhideWhenUsed/>
-    <w:qFormat/>
-    <w:rsid w:val="00880afd"/>
-    <w:pPr>
-      <w:spacing w:lineRule="auto" w:line="240" w:beforeAutospacing="1" w:afterAutospacing="1"/>
-    </w:pPr>
-    <w:rPr>
-      <w:rFonts w:ascii="Times New Roman" w:hAnsi="Times New Roman" w:eastAsia="Times New Roman" w:cs="Times New Roman"/>
-      <w:sz w:val="24"/>
-      <w:szCs w:val="24"/>
-    </w:rPr>
-  </w:style>
-  <w:style w:type="numbering" w:styleId="NoList" w:default="1">
-    <w:name w:val="No List"/>
-    <w:uiPriority w:val="99"/>
-    <w:semiHidden/>
-    <w:unhideWhenUsed/>
-    <w:qFormat/>
-  </w:style>
-  <w:style w:type="table" w:default="1" w:styleId="TableNormal">
-    <w:name w:val="Normal Table"/>
-    <w:uiPriority w:val="99"/>
-    <w:semiHidden/>
-    <w:unhideWhenUsed/>
-    <w:tblPr>
-      <w:tblCellMar>
-        <w:top w:w="0" w:type="dxa"/>
-        <w:left w:w="108" w:type="dxa"/>
-        <w:bottom w:w="0" w:type="dxa"/>
-        <w:right w:w="108" w:type="dxa"/>
-      </w:tblCellMar>
-    </w:tblPr>
-  </w:style>
 </w:styles>
 </file>
 
 <file path=word/theme/theme1.xml><?xml version="1.0" encoding="utf-8"?>
-<a:theme xmlns:a="http://schemas.openxmlformats.org/drawingml/2006/main" xmlns:r="http://schemas.openxmlformats.org/officeDocument/2006/relationships" name="Office Theme">
+<a:theme xmlns:a="http://schemas.openxmlformats.org/drawingml/2006/main" name="Office Theme">
   <a:themeElements>
     <a:clrScheme name="Office">
       <a:dk1>
-        <a:srgbClr val="000000"/>
+        <a:sysClr val="windowText" lastClr="000000"/>
       </a:dk1>
       <a:lt1>
-        <a:srgbClr val="ffffff"/>
+        <a:sysClr val="window" lastClr="FFFFFF"/>
       </a:lt1>
       <a:dk2>
-        <a:srgbClr val="44546a"/>
+        <a:srgbClr val="44546A"/>
       </a:dk2>
       <a:lt2>
-        <a:srgbClr val="e7e6e6"/>
+        <a:srgbClr val="E7E6E6"/>
       </a:lt2>
       <a:accent1>
-        <a:srgbClr val="5b9bd5"/>
+        <a:srgbClr val="5B9BD5"/>
       </a:accent1>
       <a:accent2>
-        <a:srgbClr val="ed7d31"/>
+        <a:srgbClr val="ED7D31"/>
       </a:accent2>
       <a:accent3>
-        <a:srgbClr val="a5a5a5"/>
+        <a:srgbClr val="A5A5A5"/>
       </a:accent3>
       <a:accent4>
-        <a:srgbClr val="ffc000"/>
+        <a:srgbClr val="FFC000"/>
       </a:accent4>
       <a:accent5>
-        <a:srgbClr val="4472c4"/>
+        <a:srgbClr val="4472C4"/>
       </a:accent5>
       <a:accent6>
-        <a:srgbClr val="70ad47"/>
+        <a:srgbClr val="70AD47"/>
       </a:accent6>
       <a:hlink>
-        <a:srgbClr val="0563c1"/>
+        <a:srgbClr val="0563C1"/>
       </a:hlink>
       <a:folHlink>
-        <a:srgbClr val="954f72"/>
+        <a:srgbClr val="954F72"/>
       </a:folHlink>
     </a:clrScheme>
     <a:fontScheme name="Office">
       <a:majorFont>
-        <a:latin typeface="Calibri Light" panose="020F0302020204030204" pitchFamily="0" charset="1"/>
+        <a:latin typeface="Calibri Light" panose="020F0302020204030204"/>
         <a:ea typeface=""/>
         <a:cs typeface=""/>
+        <a:font script="Jpan" typeface="游ゴシック Light"/>
+        <a:font script="Hang" typeface="맑은 고딕"/>
+        <a:font script="Hans" typeface="等线 Light"/>
+        <a:font script="Hant" typeface="新細明體"/>
+        <a:font script="Arab" typeface="Times New Roman"/>
+        <a:font script="Hebr" typeface="Times New Roman"/>
+        <a:font script="Thai" typeface="Angsana New"/>
+        <a:font script="Ethi" typeface="Nyala"/>
+        <a:font script="Beng" typeface="Vrinda"/>
+        <a:font script="Gujr" typeface="Shruti"/>
+        <a:font script="Khmr" typeface="MoolBoran"/>
+        <a:font script="Knda" typeface="Tunga"/>
+        <a:font script="Guru" typeface="Raavi"/>
+        <a:font script="Cans" typeface="Euphemia"/>
+        <a:font script="Cher" typeface="Plantagenet Cherokee"/>
+        <a:font script="Yiii" typeface="Microsoft Yi Baiti"/>
+        <a:font script="Tibt" typeface="Microsoft Himalaya"/>
+        <a:font script="Thaa" typeface="MV Boli"/>
+        <a:font script="Deva" typeface="Mangal"/>
+        <a:font script="Telu" typeface="Gautami"/>
+        <a:font script="Taml" typeface="Latha"/>
+        <a:font script="Syrc" typeface="Estrangelo Edessa"/>
+        <a:font script="Orya" typeface="Kalinga"/>
+        <a:font script="Mlym" typeface="Kartika"/>
+        <a:font script="Laoo" typeface="DokChampa"/>
+        <a:font script="Sinh" typeface="Iskoola Pota"/>
+        <a:font script="Mong" typeface="Mongolian Baiti"/>
+        <a:font script="Viet" typeface="Times New Roman"/>
+        <a:font script="Uigh" typeface="Microsoft Uighur"/>
+        <a:font script="Geor" typeface="Sylfaen"/>
       </a:majorFont>
       <a:minorFont>
-        <a:latin typeface="Calibri" panose="020F0502020204030204" pitchFamily="0" charset="1"/>
+        <a:latin typeface="Calibri" panose="020F0502020204030204"/>
         <a:ea typeface=""/>
         <a:cs typeface=""/>
+        <a:font script="Jpan" typeface="游明朝"/>
+        <a:font script="Hang" typeface="맑은 고딕"/>
+        <a:font script="Hans" typeface="等线"/>
+        <a:font script="Hant" typeface="新細明體"/>
+        <a:font script="Arab" typeface="Arial"/>
+        <a:font script="Hebr" typeface="Arial"/>
+        <a:font script="Thai" typeface="Cordia New"/>
+        <a:font script="Ethi" typeface="Nyala"/>
+        <a:font script="Beng" typeface="Vrinda"/>
+        <a:font script="Gujr" typeface="Shruti"/>
+        <a:font script="Khmr" typeface="DaunPenh"/>
+        <a:font script="Knda" typeface="Tunga"/>
+        <a:font script="Guru" typeface="Raavi"/>
+        <a:font script="Cans" typeface="Euphemia"/>
+        <a:font script="Cher" typeface="Plantagenet Cherokee"/>
+        <a:font script="Yiii" typeface="Microsoft Yi Baiti"/>
+        <a:font script="Tibt" typeface="Microsoft Himalaya"/>
+        <a:font script="Thaa" typeface="MV Boli"/>
+        <a:font script="Deva" typeface="Mangal"/>
+        <a:font script="Telu" typeface="Gautami"/>
+        <a:font script="Taml" typeface="Latha"/>
+        <a:font script="Syrc" typeface="Estrangelo Edessa"/>
+        <a:font script="Orya" typeface="Kalinga"/>
+        <a:font script="Mlym" typeface="Kartika"/>
+        <a:font script="Laoo" typeface="DokChampa"/>
+        <a:font script="Sinh" typeface="Iskoola Pota"/>
+        <a:font script="Mong" typeface="Mongolian Baiti"/>
+        <a:font script="Viet" typeface="Arial"/>
+        <a:font script="Uigh" typeface="Microsoft Uighur"/>
+        <a:font script="Geor" typeface="Sylfaen"/>
       </a:minorFont>
     </a:fontScheme>
-    <a:fmtScheme>
+    <a:fmtScheme name="Office">
       <a:fillStyleLst>
         <a:solidFill>
           <a:schemeClr val="phClr"/>
         </a:solidFill>
-        <a:gradFill>
+        <a:gradFill rotWithShape="1">
           <a:gsLst>
             <a:gs pos="0">
               <a:schemeClr val="phClr">
                 <a:lumMod val="110000"/>
+                <a:satMod val="105000"/>
                 <a:tint val="67000"/>
               </a:schemeClr>
             </a:gs>
             <a:gs pos="50000">
               <a:schemeClr val="phClr">
                 <a:lumMod val="105000"/>
+                <a:satMod val="103000"/>
                 <a:tint val="73000"/>
               </a:schemeClr>
             </a:gs>
             <a:gs pos="100000">
               <a:schemeClr val="phClr">
                 <a:lumMod val="105000"/>
+                <a:satMod val="109000"/>
                 <a:tint val="81000"/>
               </a:schemeClr>
             </a:gs>
           </a:gsLst>
           <a:lin ang="5400000" scaled="0"/>
-          <a:tileRect l="0" t="0" r="0" b="0"/>
         </a:gradFill>
-        <a:gradFill>
+        <a:gradFill rotWithShape="1">
           <a:gsLst>
             <a:gs pos="0">
               <a:schemeClr val="phClr">
+                <a:satMod val="103000"/>
                 <a:lumMod val="102000"/>
                 <a:tint val="94000"/>
               </a:schemeClr>
             </a:gs>
             <a:gs pos="50000">
               <a:schemeClr val="phClr">
+                <a:satMod val="110000"/>
                 <a:lumMod val="100000"/>
                 <a:shade val="100000"/>
               </a:schemeClr>
@@ -2046,24 +1899,33 @@
             <a:gs pos="100000">
               <a:schemeClr val="phClr">
                 <a:lumMod val="99000"/>
+                <a:satMod val="120000"/>
                 <a:shade val="78000"/>
               </a:schemeClr>
             </a:gs>
           </a:gsLst>
           <a:lin ang="5400000" scaled="0"/>
-          <a:tileRect l="0" t="0" r="0" b="0"/>
         </a:gradFill>
       </a:fillStyleLst>
       <a:lnStyleLst>
         <a:ln w="6350" cap="flat" cmpd="sng" algn="ctr">
+          <a:solidFill>
+            <a:schemeClr val="phClr"/>
+          </a:solidFill>
           <a:prstDash val="solid"/>
           <a:miter lim="800000"/>
         </a:ln>
         <a:ln w="12700" cap="flat" cmpd="sng" algn="ctr">
+          <a:solidFill>
+            <a:schemeClr val="phClr"/>
+          </a:solidFill>
           <a:prstDash val="solid"/>
           <a:miter lim="800000"/>
         </a:ln>
         <a:ln w="19050" cap="flat" cmpd="sng" algn="ctr">
+          <a:solidFill>
+            <a:schemeClr val="phClr"/>
+          </a:solidFill>
           <a:prstDash val="solid"/>
           <a:miter lim="800000"/>
         </a:ln>
@@ -2076,7 +1938,13 @@
           <a:effectLst/>
         </a:effectStyle>
         <a:effectStyle>
-          <a:effectLst/>
+          <a:effectLst>
+            <a:outerShdw blurRad="57150" dist="19050" dir="5400000" algn="ctr" rotWithShape="0">
+              <a:srgbClr val="000000">
+                <a:alpha val="63000"/>
+              </a:srgbClr>
+            </a:outerShdw>
+          </a:effectLst>
         </a:effectStyle>
       </a:effectStyleLst>
       <a:bgFillStyleLst>
@@ -2086,13 +1954,15 @@
         <a:solidFill>
           <a:schemeClr val="phClr">
             <a:tint val="95000"/>
+            <a:satMod val="170000"/>
           </a:schemeClr>
         </a:solidFill>
-        <a:gradFill>
+        <a:gradFill rotWithShape="1">
           <a:gsLst>
             <a:gs pos="0">
               <a:schemeClr val="phClr">
                 <a:tint val="93000"/>
+                <a:satMod val="150000"/>
                 <a:shade val="98000"/>
                 <a:lumMod val="102000"/>
               </a:schemeClr>
@@ -2100,6 +1970,7 @@
             <a:gs pos="50000">
               <a:schemeClr val="phClr">
                 <a:tint val="98000"/>
+                <a:satMod val="130000"/>
                 <a:shade val="90000"/>
                 <a:lumMod val="103000"/>
               </a:schemeClr>
@@ -2107,14 +1978,21 @@
             <a:gs pos="100000">
               <a:schemeClr val="phClr">
                 <a:shade val="63000"/>
+                <a:satMod val="120000"/>
               </a:schemeClr>
             </a:gs>
           </a:gsLst>
           <a:lin ang="5400000" scaled="0"/>
-          <a:tileRect l="0" t="0" r="0" b="0"/>
         </a:gradFill>
       </a:bgFillStyleLst>
     </a:fmtScheme>
   </a:themeElements>
+  <a:objectDefaults/>
+  <a:extraClrSchemeLst/>
+  <a:extLst>
+    <a:ext uri="{05A4C25C-085E-4340-85A3-A5531E510DB2}">
+      <thm15:themeFamily xmlns:thm15="http://schemas.microsoft.com/office/thememl/2012/main" name="Office Theme" id="{62F939B6-93AF-4DB8-9C6B-D6C7DFDC589F}" vid="{4A3C46E8-61CC-4603-A589-7422A47A8E4A}"/>
+    </a:ext>
+  </a:extLst>
 </a:theme>
 </file>